--- a/resume/Resume- Abdelrahman Elewah.docx
+++ b/resume/Resume- Abdelrahman Elewah.docx
@@ -55,12 +55,10 @@
           <w:tab w:val="left" w:pos="2694"/>
           <w:tab w:val="right" w:pos="10206"/>
         </w:tabs>
-        <w:spacing w:before="120" w:after="240"/>
-        <w:ind w:left="11"/>
-        <w:rPr>
-          <w:rFonts w:ascii="Arial" w:eastAsia="Arial Unicode MS" w:hAnsi="Arial" w:cs="Arial"/>
-          <w:sz w:val="18"/>
-          <w:szCs w:val="18"/>
+        <w:spacing w:before="120"/>
+        <w:rPr>
+          <w:sz w:val="20"/>
+          <w:szCs w:val="20"/>
         </w:rPr>
       </w:pPr>
       <w:r>
@@ -129,23 +127,31 @@
           </wp:anchor>
         </w:drawing>
       </w:r>
-      <w:hyperlink r:id="rId9" w:history="1">
-        <w:r>
-          <w:rPr>
-            <w:rStyle w:val="Hyperlink"/>
-            <w:sz w:val="20"/>
-            <w:szCs w:val="20"/>
-          </w:rPr>
-          <w:t>abdelrahman.elewah@gmail.com</w:t>
-        </w:r>
-      </w:hyperlink>
-      <w:r>
-        <w:rPr>
-          <w:sz w:val="20"/>
-          <w:szCs w:val="20"/>
-        </w:rPr>
-        <w:t xml:space="preserve">                                                                                                                                 </w:t>
-      </w:r>
+      <w:r>
+        <w:t xml:space="preserve"> abdelrahman.elewah@gmail.com</w:t>
+      </w:r>
+      <w:r>
+        <w:rPr>
+          <w:sz w:val="20"/>
+          <w:szCs w:val="20"/>
+        </w:rPr>
+        <w:t xml:space="preserve"> </w:t>
+      </w:r>
+    </w:p>
+    <w:p>
+      <w:pPr>
+        <w:tabs>
+          <w:tab w:val="left" w:pos="2694"/>
+          <w:tab w:val="right" w:pos="10206"/>
+        </w:tabs>
+        <w:spacing w:before="120"/>
+        <w:rPr>
+          <w:rFonts w:ascii="Arial" w:eastAsia="Arial Unicode MS" w:hAnsi="Arial" w:cs="Arial"/>
+          <w:color w:val="244061" w:themeColor="accent1" w:themeShade="80"/>
+          <w:sz w:val="18"/>
+          <w:szCs w:val="18"/>
+        </w:rPr>
+      </w:pPr>
       <w:r>
         <w:rPr>
           <w:rFonts w:asciiTheme="majorHAnsi" w:eastAsia="Arial Unicode MS" w:hAnsiTheme="majorHAnsi" w:cstheme="majorHAnsi"/>
@@ -154,8 +160,17 @@
           <w:sz w:val="20"/>
           <w:szCs w:val="20"/>
         </w:rPr>
-        <w:tab/>
         <w:t>+</w:t>
+      </w:r>
+      <w:r>
+        <w:rPr>
+          <w:rFonts w:asciiTheme="majorHAnsi" w:eastAsia="Arial Unicode MS" w:hAnsiTheme="majorHAnsi" w:cstheme="majorHAnsi"/>
+          <w:noProof/>
+          <w:color w:val="244061" w:themeColor="accent1" w:themeShade="80"/>
+          <w:sz w:val="20"/>
+          <w:szCs w:val="20"/>
+        </w:rPr>
+        <w:t xml:space="preserve">1 </w:t>
       </w:r>
       <w:r>
         <w:rPr>
@@ -397,25 +412,14 @@
         </w:rPr>
         <w:t xml:space="preserve"> Assistant at </w:t>
       </w:r>
-      <w:proofErr w:type="spellStart"/>
-      <w:r>
-        <w:rPr>
-          <w:rFonts w:asciiTheme="majorHAnsi" w:hAnsiTheme="majorHAnsi" w:cs="Arial"/>
-          <w:spacing w:val="-2"/>
-          <w:sz w:val="20"/>
-          <w:lang w:val="en-GB"/>
-        </w:rPr>
-        <w:t>Benha</w:t>
-      </w:r>
-      <w:proofErr w:type="spellEnd"/>
-      <w:r>
-        <w:rPr>
-          <w:rFonts w:asciiTheme="majorHAnsi" w:hAnsiTheme="majorHAnsi" w:cs="Arial"/>
-          <w:spacing w:val="-2"/>
-          <w:sz w:val="20"/>
-          <w:lang w:val="en-GB"/>
-        </w:rPr>
-        <w:t xml:space="preserve"> </w:t>
+      <w:r>
+        <w:rPr>
+          <w:rFonts w:asciiTheme="majorHAnsi" w:hAnsiTheme="majorHAnsi" w:cs="Arial"/>
+          <w:spacing w:val="-2"/>
+          <w:sz w:val="20"/>
+          <w:lang w:val="en-GB"/>
+        </w:rPr>
+        <w:t xml:space="preserve">Benha </w:t>
       </w:r>
       <w:r>
         <w:rPr>
@@ -451,27 +455,54 @@
           <w:sz w:val="20"/>
           <w:lang w:val="en-GB"/>
         </w:rPr>
-        <w:t>We designed the Public Sensing framework and participated in the developing data visualization method (</w:t>
-      </w:r>
-      <w:proofErr w:type="spellStart"/>
-      <w:r>
-        <w:rPr>
-          <w:rFonts w:asciiTheme="majorHAnsi" w:hAnsiTheme="majorHAnsi" w:cs="Arial"/>
-          <w:spacing w:val="-2"/>
-          <w:sz w:val="20"/>
-          <w:lang w:val="en-GB"/>
-        </w:rPr>
-        <w:t>RadViz-plotly</w:t>
-      </w:r>
-      <w:proofErr w:type="spellEnd"/>
-      <w:r>
-        <w:rPr>
-          <w:rFonts w:asciiTheme="majorHAnsi" w:hAnsiTheme="majorHAnsi" w:cs="Arial"/>
-          <w:spacing w:val="-2"/>
-          <w:sz w:val="20"/>
-          <w:lang w:val="en-GB"/>
-        </w:rPr>
-        <w:t>).</w:t>
+        <w:t xml:space="preserve">We designed the </w:t>
+      </w:r>
+      <w:r>
+        <w:rPr>
+          <w:rFonts w:asciiTheme="majorHAnsi" w:hAnsiTheme="majorHAnsi" w:cs="Arial"/>
+          <w:spacing w:val="-2"/>
+          <w:sz w:val="20"/>
+          <w:lang w:val="en-GB"/>
+        </w:rPr>
+        <w:t>SensorsConnect</w:t>
+      </w:r>
+      <w:r>
+        <w:rPr>
+          <w:rFonts w:asciiTheme="majorHAnsi" w:hAnsiTheme="majorHAnsi" w:cs="Arial"/>
+          <w:spacing w:val="-2"/>
+          <w:sz w:val="20"/>
+          <w:lang w:val="en-GB"/>
+        </w:rPr>
+        <w:t xml:space="preserve"> framework and participated in the developing data visualization method (RadViz-plotly).</w:t>
+      </w:r>
+    </w:p>
+    <w:p>
+      <w:pPr>
+        <w:pStyle w:val="ListParagraph"/>
+        <w:numPr>
+          <w:ilvl w:val="0"/>
+          <w:numId w:val="17"/>
+        </w:numPr>
+        <w:tabs>
+          <w:tab w:val="left" w:pos="360"/>
+          <w:tab w:val="right" w:pos="10200"/>
+        </w:tabs>
+        <w:spacing w:after="80"/>
+        <w:rPr>
+          <w:rFonts w:asciiTheme="majorHAnsi" w:hAnsiTheme="majorHAnsi" w:cs="Arial"/>
+          <w:spacing w:val="-2"/>
+          <w:sz w:val="20"/>
+          <w:lang w:val="en-GB"/>
+        </w:rPr>
+      </w:pPr>
+      <w:r>
+        <w:rPr>
+          <w:rFonts w:asciiTheme="majorHAnsi" w:hAnsiTheme="majorHAnsi" w:cs="Arial"/>
+          <w:spacing w:val="-2"/>
+          <w:sz w:val="20"/>
+          <w:lang w:val="en-GB"/>
+        </w:rPr>
+        <w:t>Around 1 year experience working in 2U as a TA for data Analytics Boot Camp.</w:t>
       </w:r>
     </w:p>
     <w:p>
@@ -550,27 +581,7 @@
           <w:sz w:val="20"/>
           <w:lang w:val="en-GB"/>
         </w:rPr>
-        <w:t xml:space="preserve"> Tamra IoT won a seed fund in </w:t>
-      </w:r>
-      <w:proofErr w:type="spellStart"/>
-      <w:r>
-        <w:rPr>
-          <w:rFonts w:asciiTheme="majorHAnsi" w:hAnsiTheme="majorHAnsi" w:cs="Arial"/>
-          <w:spacing w:val="-2"/>
-          <w:sz w:val="20"/>
-          <w:lang w:val="en-GB"/>
-        </w:rPr>
-        <w:t>InnoEgypt</w:t>
-      </w:r>
-      <w:proofErr w:type="spellEnd"/>
-      <w:r>
-        <w:rPr>
-          <w:rFonts w:asciiTheme="majorHAnsi" w:hAnsiTheme="majorHAnsi" w:cs="Arial"/>
-          <w:spacing w:val="-2"/>
-          <w:sz w:val="20"/>
-          <w:lang w:val="en-GB"/>
-        </w:rPr>
-        <w:t xml:space="preserve"> program at the ICT track.</w:t>
+        <w:t xml:space="preserve"> Tamra IoT won a seed fund in InnoEgypt program at the ICT track.</w:t>
       </w:r>
     </w:p>
     <w:p>
@@ -604,61 +615,7 @@
           <w:sz w:val="20"/>
           <w:lang w:val="en-GB"/>
         </w:rPr>
-        <w:tab/>
-      </w:r>
-      <w:r>
-        <w:rPr>
-          <w:rFonts w:asciiTheme="majorHAnsi" w:hAnsiTheme="majorHAnsi" w:cs="Arial"/>
-          <w:spacing w:val="-2"/>
-          <w:sz w:val="20"/>
-          <w:lang w:val="en-GB"/>
-        </w:rPr>
-        <w:t>H</w:t>
-      </w:r>
-      <w:r>
-        <w:rPr>
-          <w:rFonts w:asciiTheme="majorHAnsi" w:hAnsiTheme="majorHAnsi" w:cs="Arial"/>
-          <w:spacing w:val="-2"/>
-          <w:sz w:val="20"/>
-          <w:lang w:val="en-GB"/>
-        </w:rPr>
-        <w:t xml:space="preserve">ands-on experience </w:t>
-      </w:r>
-      <w:r>
-        <w:rPr>
-          <w:rFonts w:asciiTheme="majorHAnsi" w:hAnsiTheme="majorHAnsi" w:cs="Arial"/>
-          <w:spacing w:val="-2"/>
-          <w:sz w:val="20"/>
-          <w:lang w:val="en-GB"/>
-        </w:rPr>
-        <w:t>designing</w:t>
-      </w:r>
-      <w:r>
-        <w:rPr>
-          <w:rFonts w:asciiTheme="majorHAnsi" w:hAnsiTheme="majorHAnsi" w:cs="Arial"/>
-          <w:spacing w:val="-2"/>
-          <w:sz w:val="20"/>
-          <w:lang w:val="en-GB"/>
-        </w:rPr>
-        <w:t xml:space="preserve"> smart systems and projects that combine electronic</w:t>
-      </w:r>
-      <w:r>
-        <w:rPr>
-          <w:rFonts w:asciiTheme="majorHAnsi" w:hAnsiTheme="majorHAnsi" w:cs="Arial"/>
-          <w:spacing w:val="-2"/>
-          <w:sz w:val="20"/>
-          <w:lang w:val="en-GB"/>
-        </w:rPr>
-        <w:t>s</w:t>
-      </w:r>
-      <w:r>
-        <w:rPr>
-          <w:rFonts w:asciiTheme="majorHAnsi" w:hAnsiTheme="majorHAnsi" w:cs="Arial"/>
-          <w:spacing w:val="-2"/>
-          <w:sz w:val="20"/>
-          <w:lang w:val="en-GB"/>
-        </w:rPr>
-        <w:t xml:space="preserve"> and processors.</w:t>
+        <w:t xml:space="preserve">      Volunteer in Enactus activity at Ontario Tech University. </w:t>
       </w:r>
     </w:p>
     <w:p>
@@ -693,6 +650,121 @@
           <w:lang w:val="en-GB"/>
         </w:rPr>
         <w:tab/>
+      </w:r>
+      <w:r>
+        <w:rPr>
+          <w:rFonts w:asciiTheme="majorHAnsi" w:hAnsiTheme="majorHAnsi" w:cs="Arial"/>
+          <w:spacing w:val="-2"/>
+          <w:sz w:val="20"/>
+          <w:lang w:val="en-GB"/>
+        </w:rPr>
+        <w:t>H</w:t>
+      </w:r>
+      <w:r>
+        <w:rPr>
+          <w:rFonts w:asciiTheme="majorHAnsi" w:hAnsiTheme="majorHAnsi" w:cs="Arial"/>
+          <w:spacing w:val="-2"/>
+          <w:sz w:val="20"/>
+          <w:lang w:val="en-GB"/>
+        </w:rPr>
+        <w:t xml:space="preserve">ands-on experience </w:t>
+      </w:r>
+      <w:r>
+        <w:rPr>
+          <w:rFonts w:asciiTheme="majorHAnsi" w:hAnsiTheme="majorHAnsi" w:cs="Arial"/>
+          <w:spacing w:val="-2"/>
+          <w:sz w:val="20"/>
+          <w:lang w:val="en-GB"/>
+        </w:rPr>
+        <w:t>designing</w:t>
+      </w:r>
+      <w:r>
+        <w:rPr>
+          <w:rFonts w:asciiTheme="majorHAnsi" w:hAnsiTheme="majorHAnsi" w:cs="Arial"/>
+          <w:spacing w:val="-2"/>
+          <w:sz w:val="20"/>
+          <w:lang w:val="en-GB"/>
+        </w:rPr>
+        <w:t xml:space="preserve"> </w:t>
+      </w:r>
+      <w:r>
+        <w:rPr>
+          <w:rFonts w:asciiTheme="majorHAnsi" w:hAnsiTheme="majorHAnsi" w:cs="Arial"/>
+          <w:spacing w:val="-2"/>
+          <w:sz w:val="20"/>
+          <w:lang w:val="en-GB"/>
+        </w:rPr>
+        <w:t>IoT</w:t>
+      </w:r>
+      <w:r>
+        <w:rPr>
+          <w:rFonts w:asciiTheme="majorHAnsi" w:hAnsiTheme="majorHAnsi" w:cs="Arial"/>
+          <w:spacing w:val="-2"/>
+          <w:sz w:val="20"/>
+          <w:lang w:val="en-GB"/>
+        </w:rPr>
+        <w:t xml:space="preserve"> systems and projects that </w:t>
+      </w:r>
+      <w:r>
+        <w:rPr>
+          <w:rFonts w:asciiTheme="majorHAnsi" w:hAnsiTheme="majorHAnsi" w:cs="Arial"/>
+          <w:spacing w:val="-2"/>
+          <w:sz w:val="20"/>
+          <w:lang w:val="en-GB"/>
+        </w:rPr>
+        <w:t xml:space="preserve">combine </w:t>
+      </w:r>
+      <w:r>
+        <w:rPr>
+          <w:rFonts w:asciiTheme="majorHAnsi" w:hAnsiTheme="majorHAnsi" w:cs="Arial"/>
+          <w:spacing w:val="-2"/>
+          <w:sz w:val="20"/>
+          <w:lang w:val="en-GB"/>
+        </w:rPr>
+        <w:t>embedded systems, cloud functions, and databases</w:t>
+      </w:r>
+      <w:r>
+        <w:rPr>
+          <w:rFonts w:asciiTheme="majorHAnsi" w:hAnsiTheme="majorHAnsi" w:cs="Arial"/>
+          <w:spacing w:val="-2"/>
+          <w:sz w:val="20"/>
+          <w:lang w:val="en-GB"/>
+        </w:rPr>
+        <w:t>.</w:t>
+      </w:r>
+    </w:p>
+    <w:p>
+      <w:pPr>
+        <w:tabs>
+          <w:tab w:val="left" w:pos="360"/>
+          <w:tab w:val="right" w:pos="10200"/>
+        </w:tabs>
+        <w:spacing w:after="80"/>
+        <w:ind w:left="360" w:hanging="360"/>
+        <w:rPr>
+          <w:rFonts w:asciiTheme="majorHAnsi" w:hAnsiTheme="majorHAnsi" w:cs="Arial"/>
+          <w:spacing w:val="-2"/>
+          <w:sz w:val="20"/>
+          <w:lang w:val="en-GB"/>
+        </w:rPr>
+      </w:pPr>
+      <w:r>
+        <w:rPr>
+          <w:rFonts w:asciiTheme="majorHAnsi" w:hAnsiTheme="majorHAnsi" w:cs="Arial"/>
+          <w:spacing w:val="-2"/>
+          <w:sz w:val="20"/>
+          <w:lang w:val="en-GB"/>
+        </w:rPr>
+        <w:t>•</w:t>
+      </w:r>
+      <w:r>
+        <w:rPr>
+          <w:rFonts w:asciiTheme="majorHAnsi" w:hAnsiTheme="majorHAnsi" w:cs="Arial"/>
+          <w:spacing w:val="-2"/>
+          <w:sz w:val="20"/>
+          <w:lang w:val="en-GB"/>
+        </w:rPr>
+        <w:tab/>
         <w:t xml:space="preserve">Design </w:t>
       </w:r>
       <w:r>
@@ -747,36 +819,16 @@
           <w:sz w:val="20"/>
           <w:lang w:val="en-GB"/>
         </w:rPr>
-        <w:t xml:space="preserve">. The project was rewarded 1st </w:t>
-      </w:r>
-      <w:proofErr w:type="gramStart"/>
-      <w:r>
-        <w:rPr>
-          <w:rFonts w:asciiTheme="majorHAnsi" w:hAnsiTheme="majorHAnsi" w:cs="Arial"/>
-          <w:spacing w:val="-2"/>
-          <w:sz w:val="20"/>
-          <w:lang w:val="en-GB"/>
-        </w:rPr>
-        <w:t xml:space="preserve">at </w:t>
-      </w:r>
-      <w:r>
-        <w:rPr>
-          <w:rFonts w:asciiTheme="majorHAnsi" w:hAnsiTheme="majorHAnsi" w:cs="Arial"/>
-          <w:spacing w:val="-2"/>
-          <w:sz w:val="20"/>
-          <w:lang w:val="en-GB"/>
-        </w:rPr>
-        <w:t xml:space="preserve"> he</w:t>
-      </w:r>
-      <w:proofErr w:type="gramEnd"/>
-      <w:r>
-        <w:rPr>
-          <w:rFonts w:asciiTheme="majorHAnsi" w:hAnsiTheme="majorHAnsi" w:cs="Arial"/>
-          <w:spacing w:val="-2"/>
-          <w:sz w:val="20"/>
-          <w:lang w:val="en-GB"/>
-        </w:rPr>
-        <w:t xml:space="preserve"> won the first Mobile Application Launchpad (MAL) competition</w:t>
+        <w:t xml:space="preserve">. The project was rewarded 1st at </w:t>
+      </w:r>
+      <w:r>
+        <w:rPr>
+          <w:rFonts w:asciiTheme="majorHAnsi" w:hAnsiTheme="majorHAnsi" w:cs="Arial"/>
+          <w:spacing w:val="-2"/>
+          <w:sz w:val="20"/>
+          <w:lang w:val="en-GB"/>
+        </w:rPr>
+        <w:t>he won the first Mobile Application Launchpad (MAL) competition</w:t>
       </w:r>
       <w:r>
         <w:rPr>
@@ -786,361 +838,6 @@
           <w:lang w:val="en-GB"/>
         </w:rPr>
         <w:t>.</w:t>
-      </w:r>
-    </w:p>
-    <w:p>
-      <w:pPr>
-        <w:tabs>
-          <w:tab w:val="left" w:pos="360"/>
-          <w:tab w:val="right" w:pos="10200"/>
-        </w:tabs>
-        <w:spacing w:before="240" w:after="80"/>
-        <w:ind w:left="360" w:hanging="360"/>
-        <w:rPr>
-          <w:rFonts w:asciiTheme="majorHAnsi" w:hAnsiTheme="majorHAnsi" w:cstheme="majorHAnsi"/>
-          <w:b/>
-          <w:color w:val="17365D"/>
-          <w:sz w:val="22"/>
-          <w:szCs w:val="22"/>
-        </w:rPr>
-      </w:pPr>
-      <w:r>
-        <w:rPr>
-          <w:rFonts w:asciiTheme="majorHAnsi" w:hAnsiTheme="majorHAnsi" w:cstheme="majorHAnsi"/>
-          <w:b/>
-          <w:noProof/>
-          <w:color w:val="17365D"/>
-          <w:sz w:val="22"/>
-          <w:szCs w:val="22"/>
-          <w:lang w:val="en-CA" w:eastAsia="en-CA"/>
-        </w:rPr>
-        <mc:AlternateContent>
-          <mc:Choice Requires="wps">
-            <w:drawing>
-              <wp:anchor distT="4294967295" distB="4294967295" distL="114300" distR="114300" simplePos="0" relativeHeight="251659264" behindDoc="0" locked="0" layoutInCell="1" allowOverlap="1" wp14:anchorId="39D3CF45" wp14:editId="0DC35D77">
-                <wp:simplePos x="0" y="0"/>
-                <wp:positionH relativeFrom="column">
-                  <wp:posOffset>0</wp:posOffset>
-                </wp:positionH>
-                <wp:positionV relativeFrom="paragraph">
-                  <wp:posOffset>311149</wp:posOffset>
-                </wp:positionV>
-                <wp:extent cx="6489065" cy="0"/>
-                <wp:effectExtent l="0" t="0" r="26035" b="19050"/>
-                <wp:wrapNone/>
-                <wp:docPr id="6" name="Straight Connector 6"/>
-                <wp:cNvGraphicFramePr>
-                  <a:graphicFrameLocks xmlns:a="http://schemas.openxmlformats.org/drawingml/2006/main"/>
-                </wp:cNvGraphicFramePr>
-                <a:graphic xmlns:a="http://schemas.openxmlformats.org/drawingml/2006/main">
-                  <a:graphicData uri="http://schemas.microsoft.com/office/word/2010/wordprocessingShape">
-                    <wps:wsp>
-                      <wps:cNvCnPr>
-                        <a:cxnSpLocks/>
-                      </wps:cNvCnPr>
-                      <wps:spPr>
-                        <a:xfrm>
-                          <a:off x="0" y="0"/>
-                          <a:ext cx="6489065" cy="0"/>
-                        </a:xfrm>
-                        <a:prstGeom prst="line">
-                          <a:avLst/>
-                        </a:prstGeom>
-                        <a:ln w="6350" cmpd="sng">
-                          <a:solidFill>
-                            <a:schemeClr val="bg1">
-                              <a:lumMod val="75000"/>
-                            </a:schemeClr>
-                          </a:solidFill>
-                        </a:ln>
-                        <a:effectLst/>
-                      </wps:spPr>
-                      <wps:style>
-                        <a:lnRef idx="2">
-                          <a:schemeClr val="accent1"/>
-                        </a:lnRef>
-                        <a:fillRef idx="0">
-                          <a:schemeClr val="accent1"/>
-                        </a:fillRef>
-                        <a:effectRef idx="1">
-                          <a:schemeClr val="accent1"/>
-                        </a:effectRef>
-                        <a:fontRef idx="minor">
-                          <a:schemeClr val="tx1"/>
-                        </a:fontRef>
-                      </wps:style>
-                      <wps:bodyPr/>
-                    </wps:wsp>
-                  </a:graphicData>
-                </a:graphic>
-                <wp14:sizeRelH relativeFrom="page">
-                  <wp14:pctWidth>0</wp14:pctWidth>
-                </wp14:sizeRelH>
-                <wp14:sizeRelV relativeFrom="page">
-                  <wp14:pctHeight>0</wp14:pctHeight>
-                </wp14:sizeRelV>
-              </wp:anchor>
-            </w:drawing>
-          </mc:Choice>
-          <mc:Fallback>
-            <w:pict>
-              <v:line w14:anchorId="69E12F55" id="Straight Connector 6" o:spid="_x0000_s1026" style="position:absolute;z-index:251659264;visibility:visible;mso-wrap-style:square;mso-width-percent:0;mso-height-percent:0;mso-wrap-distance-left:9pt;mso-wrap-distance-top:-3e-5mm;mso-wrap-distance-right:9pt;mso-wrap-distance-bottom:-3e-5mm;mso-position-horizontal:absolute;mso-position-horizontal-relative:text;mso-position-vertical:absolute;mso-position-vertical-relative:text;mso-width-percent:0;mso-height-percent:0;mso-width-relative:page;mso-height-relative:page" from="0,24.5pt" to="510.95pt,24.5pt" o:gfxdata="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" strokecolor="#bfbfbf [2412]" strokeweight=".5pt">
-                <o:lock v:ext="edit" shapetype="f"/>
-              </v:line>
-            </w:pict>
-          </mc:Fallback>
-        </mc:AlternateContent>
-      </w:r>
-      <w:r>
-        <w:rPr>
-          <w:rFonts w:asciiTheme="majorHAnsi" w:hAnsiTheme="majorHAnsi" w:cstheme="majorHAnsi"/>
-          <w:b/>
-          <w:color w:val="17365D"/>
-          <w:sz w:val="22"/>
-          <w:szCs w:val="22"/>
-        </w:rPr>
-        <w:t xml:space="preserve">EDUCATION </w:t>
-      </w:r>
-    </w:p>
-    <w:p>
-      <w:pPr>
-        <w:tabs>
-          <w:tab w:val="right" w:pos="0"/>
-          <w:tab w:val="left" w:pos="360"/>
-          <w:tab w:val="right" w:pos="10200"/>
-        </w:tabs>
-        <w:rPr>
-          <w:rFonts w:asciiTheme="majorHAnsi" w:hAnsiTheme="majorHAnsi" w:cstheme="majorHAnsi"/>
-          <w:b/>
-          <w:sz w:val="20"/>
-          <w:szCs w:val="20"/>
-        </w:rPr>
-      </w:pPr>
-      <w:r>
-        <w:rPr>
-          <w:rFonts w:asciiTheme="majorHAnsi" w:hAnsiTheme="majorHAnsi" w:cstheme="majorHAnsi"/>
-          <w:b/>
-          <w:sz w:val="20"/>
-          <w:szCs w:val="20"/>
-        </w:rPr>
-        <w:t xml:space="preserve">Master of Science in Electrical </w:t>
-      </w:r>
-      <w:proofErr w:type="gramStart"/>
-      <w:r>
-        <w:rPr>
-          <w:rFonts w:asciiTheme="majorHAnsi" w:hAnsiTheme="majorHAnsi" w:cstheme="majorHAnsi"/>
-          <w:b/>
-          <w:sz w:val="20"/>
-          <w:szCs w:val="20"/>
-        </w:rPr>
-        <w:t>Engineering</w:t>
-      </w:r>
-      <w:r>
-        <w:rPr>
-          <w:rFonts w:asciiTheme="majorHAnsi" w:hAnsiTheme="majorHAnsi" w:cstheme="majorHAnsi"/>
-          <w:b/>
-          <w:sz w:val="20"/>
-          <w:szCs w:val="20"/>
-        </w:rPr>
-        <w:t xml:space="preserve">, </w:t>
-      </w:r>
-      <w:r>
-        <w:rPr>
-          <w:rFonts w:asciiTheme="majorHAnsi" w:hAnsiTheme="majorHAnsi" w:cstheme="majorHAnsi"/>
-          <w:b/>
-          <w:sz w:val="20"/>
-          <w:szCs w:val="20"/>
-        </w:rPr>
-        <w:t xml:space="preserve"> </w:t>
-      </w:r>
-      <w:proofErr w:type="spellStart"/>
-      <w:r>
-        <w:rPr>
-          <w:rFonts w:asciiTheme="majorHAnsi" w:hAnsiTheme="majorHAnsi" w:cstheme="majorHAnsi"/>
-          <w:sz w:val="20"/>
-          <w:szCs w:val="20"/>
-        </w:rPr>
-        <w:t>Benha</w:t>
-      </w:r>
-      <w:proofErr w:type="spellEnd"/>
-      <w:proofErr w:type="gramEnd"/>
-      <w:r>
-        <w:rPr>
-          <w:rFonts w:asciiTheme="majorHAnsi" w:hAnsiTheme="majorHAnsi" w:cstheme="majorHAnsi"/>
-          <w:sz w:val="20"/>
-          <w:szCs w:val="20"/>
-        </w:rPr>
-        <w:t xml:space="preserve"> University, </w:t>
-      </w:r>
-      <w:proofErr w:type="spellStart"/>
-      <w:r>
-        <w:rPr>
-          <w:rFonts w:asciiTheme="majorHAnsi" w:hAnsiTheme="majorHAnsi" w:cstheme="majorHAnsi"/>
-          <w:sz w:val="20"/>
-          <w:szCs w:val="20"/>
-        </w:rPr>
-        <w:t>Benha</w:t>
-      </w:r>
-      <w:proofErr w:type="spellEnd"/>
-      <w:r>
-        <w:rPr>
-          <w:rFonts w:asciiTheme="majorHAnsi" w:hAnsiTheme="majorHAnsi" w:cstheme="majorHAnsi"/>
-          <w:sz w:val="20"/>
-          <w:szCs w:val="20"/>
-        </w:rPr>
-        <w:t xml:space="preserve">, </w:t>
-      </w:r>
-      <w:r>
-        <w:rPr>
-          <w:rFonts w:asciiTheme="majorHAnsi" w:hAnsiTheme="majorHAnsi" w:cstheme="majorHAnsi"/>
-          <w:sz w:val="20"/>
-          <w:szCs w:val="20"/>
-        </w:rPr>
-        <w:t xml:space="preserve">Egypt </w:t>
-      </w:r>
-      <w:r>
-        <w:rPr>
-          <w:rFonts w:asciiTheme="majorHAnsi" w:hAnsiTheme="majorHAnsi" w:cstheme="majorHAnsi"/>
-          <w:sz w:val="20"/>
-          <w:szCs w:val="20"/>
-        </w:rPr>
-        <w:tab/>
-        <w:t>2018</w:t>
-      </w:r>
-    </w:p>
-    <w:p>
-      <w:pPr>
-        <w:tabs>
-          <w:tab w:val="right" w:pos="0"/>
-          <w:tab w:val="left" w:pos="360"/>
-          <w:tab w:val="right" w:pos="10200"/>
-        </w:tabs>
-        <w:rPr>
-          <w:rFonts w:asciiTheme="majorHAnsi" w:hAnsiTheme="majorHAnsi" w:cstheme="majorHAnsi"/>
-          <w:sz w:val="20"/>
-          <w:szCs w:val="20"/>
-        </w:rPr>
-      </w:pPr>
-      <w:r>
-        <w:rPr>
-          <w:rFonts w:asciiTheme="majorHAnsi" w:hAnsiTheme="majorHAnsi" w:cstheme="majorHAnsi"/>
-          <w:b/>
-          <w:sz w:val="20"/>
-          <w:szCs w:val="20"/>
-        </w:rPr>
-        <w:t xml:space="preserve">Bachelor of </w:t>
-      </w:r>
-      <w:r>
-        <w:rPr>
-          <w:rFonts w:asciiTheme="majorHAnsi" w:hAnsiTheme="majorHAnsi" w:cstheme="majorHAnsi"/>
-          <w:b/>
-          <w:sz w:val="20"/>
-          <w:szCs w:val="20"/>
-        </w:rPr>
-        <w:t xml:space="preserve">Electrical </w:t>
-      </w:r>
-      <w:r>
-        <w:rPr>
-          <w:rFonts w:asciiTheme="majorHAnsi" w:hAnsiTheme="majorHAnsi" w:cstheme="majorHAnsi"/>
-          <w:b/>
-          <w:sz w:val="20"/>
-          <w:szCs w:val="20"/>
-        </w:rPr>
-        <w:t>Engineering</w:t>
-      </w:r>
-      <w:r>
-        <w:rPr>
-          <w:rFonts w:asciiTheme="majorHAnsi" w:hAnsiTheme="majorHAnsi" w:cstheme="majorHAnsi"/>
-          <w:b/>
-          <w:sz w:val="20"/>
-          <w:szCs w:val="20"/>
-        </w:rPr>
-        <w:t xml:space="preserve">, </w:t>
-      </w:r>
-      <w:proofErr w:type="spellStart"/>
-      <w:r>
-        <w:rPr>
-          <w:rFonts w:asciiTheme="majorHAnsi" w:hAnsiTheme="majorHAnsi" w:cstheme="majorHAnsi"/>
-          <w:sz w:val="20"/>
-          <w:szCs w:val="20"/>
-        </w:rPr>
-        <w:t>Benha</w:t>
-      </w:r>
-      <w:proofErr w:type="spellEnd"/>
-      <w:r>
-        <w:rPr>
-          <w:rFonts w:asciiTheme="majorHAnsi" w:hAnsiTheme="majorHAnsi" w:cstheme="majorHAnsi"/>
-          <w:sz w:val="20"/>
-          <w:szCs w:val="20"/>
-        </w:rPr>
-        <w:t xml:space="preserve"> University</w:t>
-      </w:r>
-      <w:r>
-        <w:rPr>
-          <w:rFonts w:asciiTheme="majorHAnsi" w:hAnsiTheme="majorHAnsi" w:cstheme="majorHAnsi"/>
-          <w:sz w:val="20"/>
-          <w:szCs w:val="20"/>
-        </w:rPr>
-        <w:t>,</w:t>
-      </w:r>
-      <w:r>
-        <w:rPr>
-          <w:rFonts w:asciiTheme="majorHAnsi" w:hAnsiTheme="majorHAnsi" w:cstheme="majorHAnsi"/>
-          <w:sz w:val="20"/>
-          <w:szCs w:val="20"/>
-        </w:rPr>
-        <w:t xml:space="preserve"> </w:t>
-      </w:r>
-      <w:proofErr w:type="spellStart"/>
-      <w:r>
-        <w:rPr>
-          <w:rFonts w:asciiTheme="majorHAnsi" w:hAnsiTheme="majorHAnsi" w:cstheme="majorHAnsi"/>
-          <w:sz w:val="20"/>
-          <w:szCs w:val="20"/>
-        </w:rPr>
-        <w:t>Benha</w:t>
-      </w:r>
-      <w:proofErr w:type="spellEnd"/>
-      <w:r>
-        <w:rPr>
-          <w:rFonts w:asciiTheme="majorHAnsi" w:hAnsiTheme="majorHAnsi" w:cstheme="majorHAnsi"/>
-          <w:sz w:val="20"/>
-          <w:szCs w:val="20"/>
-        </w:rPr>
-        <w:t xml:space="preserve">, </w:t>
-      </w:r>
-      <w:r>
-        <w:rPr>
-          <w:rFonts w:asciiTheme="majorHAnsi" w:hAnsiTheme="majorHAnsi" w:cstheme="majorHAnsi"/>
-          <w:sz w:val="20"/>
-          <w:szCs w:val="20"/>
-        </w:rPr>
-        <w:t>Egypt</w:t>
-      </w:r>
-      <w:r>
-        <w:rPr>
-          <w:rFonts w:asciiTheme="majorHAnsi" w:hAnsiTheme="majorHAnsi" w:cstheme="majorHAnsi"/>
-          <w:b/>
-          <w:sz w:val="20"/>
-          <w:szCs w:val="20"/>
-        </w:rPr>
-        <w:tab/>
-      </w:r>
-      <w:r>
-        <w:rPr>
-          <w:rFonts w:asciiTheme="majorHAnsi" w:hAnsiTheme="majorHAnsi" w:cstheme="majorHAnsi"/>
-          <w:sz w:val="20"/>
-          <w:szCs w:val="20"/>
-        </w:rPr>
-        <w:t>20</w:t>
-      </w:r>
-      <w:r>
-        <w:rPr>
-          <w:rFonts w:asciiTheme="majorHAnsi" w:hAnsiTheme="majorHAnsi" w:cstheme="majorHAnsi"/>
-          <w:sz w:val="20"/>
-          <w:szCs w:val="20"/>
-        </w:rPr>
-        <w:t>12</w:t>
       </w:r>
     </w:p>
     <w:p>
@@ -1280,109 +977,51 @@
           <w:sz w:val="20"/>
           <w:szCs w:val="20"/>
         </w:rPr>
-        <w:t>Research Assistant,</w:t>
-      </w:r>
-      <w:r>
-        <w:rPr>
-          <w:rFonts w:asciiTheme="majorHAnsi" w:hAnsiTheme="majorHAnsi" w:cstheme="majorHAnsi"/>
-          <w:sz w:val="20"/>
-          <w:szCs w:val="20"/>
-        </w:rPr>
-        <w:t xml:space="preserve"> </w:t>
-      </w:r>
-      <w:r>
-        <w:rPr>
-          <w:rFonts w:asciiTheme="majorHAnsi" w:hAnsiTheme="majorHAnsi" w:cstheme="majorHAnsi"/>
-          <w:sz w:val="20"/>
-          <w:szCs w:val="20"/>
-        </w:rPr>
-        <w:t>Ontario Tech</w:t>
-      </w:r>
-      <w:r>
-        <w:rPr>
-          <w:rFonts w:asciiTheme="majorHAnsi" w:hAnsiTheme="majorHAnsi" w:cstheme="majorHAnsi"/>
-          <w:sz w:val="20"/>
-          <w:szCs w:val="20"/>
-        </w:rPr>
-        <w:t xml:space="preserve"> University</w:t>
-      </w:r>
-      <w:bookmarkStart w:id="0" w:name="_Hlk120865361"/>
-      <w:r>
-        <w:rPr>
-          <w:rFonts w:asciiTheme="majorHAnsi" w:hAnsiTheme="majorHAnsi" w:cstheme="majorHAnsi"/>
+        <w:t>Teaching Assistant</w:t>
+      </w:r>
+      <w:r>
+        <w:rPr>
+          <w:rFonts w:asciiTheme="majorHAnsi" w:hAnsiTheme="majorHAnsi" w:cstheme="majorHAnsi"/>
+          <w:b/>
           <w:sz w:val="20"/>
           <w:szCs w:val="20"/>
         </w:rPr>
         <w:t>,</w:t>
       </w:r>
       <w:r>
-        <w:t xml:space="preserve"> </w:t>
-      </w:r>
-      <w:r>
-        <w:rPr>
-          <w:rFonts w:asciiTheme="majorHAnsi" w:hAnsiTheme="majorHAnsi" w:cstheme="majorHAnsi"/>
-          <w:sz w:val="20"/>
-          <w:szCs w:val="20"/>
-        </w:rPr>
-        <w:t>Dept Electrical, Computer</w:t>
-      </w:r>
-      <w:r>
-        <w:rPr>
-          <w:rFonts w:asciiTheme="majorHAnsi" w:hAnsiTheme="majorHAnsi" w:cstheme="majorHAnsi"/>
-          <w:sz w:val="20"/>
-          <w:szCs w:val="20"/>
-        </w:rPr>
-        <w:t xml:space="preserve">, and </w:t>
-      </w:r>
-      <w:r>
-        <w:rPr>
-          <w:rFonts w:asciiTheme="majorHAnsi" w:hAnsiTheme="majorHAnsi" w:cstheme="majorHAnsi"/>
-          <w:sz w:val="20"/>
-          <w:szCs w:val="20"/>
-        </w:rPr>
-        <w:t>Software Eng</w:t>
-      </w:r>
-      <w:r>
-        <w:rPr>
-          <w:rFonts w:asciiTheme="majorHAnsi" w:hAnsiTheme="majorHAnsi" w:cstheme="majorHAnsi"/>
-          <w:sz w:val="20"/>
-          <w:szCs w:val="20"/>
-        </w:rPr>
-        <w:t>.</w:t>
-      </w:r>
-      <w:r>
-        <w:rPr>
-          <w:rFonts w:asciiTheme="majorHAnsi" w:hAnsiTheme="majorHAnsi" w:cstheme="majorHAnsi"/>
-          <w:sz w:val="20"/>
-          <w:szCs w:val="20"/>
-        </w:rPr>
-        <w:t xml:space="preserve">, </w:t>
-      </w:r>
-      <w:r>
-        <w:rPr>
-          <w:rFonts w:asciiTheme="majorHAnsi" w:hAnsiTheme="majorHAnsi" w:cstheme="majorHAnsi"/>
-          <w:sz w:val="20"/>
-          <w:szCs w:val="20"/>
-        </w:rPr>
-        <w:t>Ontario</w:t>
-      </w:r>
-      <w:r>
-        <w:rPr>
-          <w:rFonts w:asciiTheme="majorHAnsi" w:hAnsiTheme="majorHAnsi" w:cstheme="majorHAnsi"/>
-          <w:sz w:val="20"/>
-          <w:szCs w:val="20"/>
-        </w:rPr>
-        <w:t xml:space="preserve">, </w:t>
-      </w:r>
-      <w:r>
-        <w:rPr>
-          <w:rFonts w:asciiTheme="majorHAnsi" w:hAnsiTheme="majorHAnsi" w:cstheme="majorHAnsi"/>
-          <w:sz w:val="20"/>
-          <w:szCs w:val="20"/>
-        </w:rPr>
-        <w:t>Canada</w:t>
-      </w:r>
-      <w:bookmarkEnd w:id="0"/>
+        <w:rPr>
+          <w:rFonts w:asciiTheme="majorHAnsi" w:hAnsiTheme="majorHAnsi" w:cstheme="majorHAnsi"/>
+          <w:bCs/>
+          <w:sz w:val="20"/>
+          <w:szCs w:val="20"/>
+        </w:rPr>
+        <w:t xml:space="preserve"> 2</w:t>
+      </w:r>
+      <w:r>
+        <w:rPr>
+          <w:rFonts w:asciiTheme="majorHAnsi" w:hAnsiTheme="majorHAnsi" w:cstheme="majorHAnsi"/>
+          <w:bCs/>
+          <w:sz w:val="20"/>
+          <w:szCs w:val="20"/>
+        </w:rPr>
+        <w:t xml:space="preserve">U, </w:t>
+      </w:r>
+      <w:r>
+        <w:rPr>
+          <w:rFonts w:asciiTheme="majorHAnsi" w:hAnsiTheme="majorHAnsi" w:cstheme="majorHAnsi" w:hint="cs"/>
+          <w:sz w:val="20"/>
+          <w:szCs w:val="20"/>
+        </w:rPr>
+        <w:t>Toronto</w:t>
+      </w:r>
+      <w:r>
+        <w:rPr>
+          <w:rFonts w:asciiTheme="majorHAnsi" w:hAnsiTheme="majorHAnsi" w:cstheme="majorHAnsi"/>
+          <w:sz w:val="20"/>
+          <w:szCs w:val="20"/>
+        </w:rPr>
+        <w:t>, Canada</w:t>
+      </w:r>
       <w:r>
         <w:rPr>
           <w:rFonts w:asciiTheme="majorHAnsi" w:hAnsiTheme="majorHAnsi" w:cstheme="majorHAnsi"/>
@@ -1397,7 +1036,7 @@
           <w:sz w:val="20"/>
           <w:szCs w:val="20"/>
         </w:rPr>
-        <w:t>2020</w:t>
+        <w:t>2023</w:t>
       </w:r>
       <w:r>
         <w:rPr>
@@ -1440,25 +1079,7 @@
           <w:sz w:val="20"/>
           <w:szCs w:val="20"/>
         </w:rPr>
-        <w:t xml:space="preserve">Design a framework for </w:t>
-      </w:r>
-      <w:proofErr w:type="gramStart"/>
-      <w:r>
-        <w:rPr>
-          <w:rFonts w:asciiTheme="majorHAnsi" w:hAnsiTheme="majorHAnsi" w:cstheme="majorHAnsi"/>
-          <w:sz w:val="20"/>
-          <w:szCs w:val="20"/>
-        </w:rPr>
-        <w:t>the public</w:t>
-      </w:r>
-      <w:proofErr w:type="gramEnd"/>
-      <w:r>
-        <w:rPr>
-          <w:rFonts w:asciiTheme="majorHAnsi" w:hAnsiTheme="majorHAnsi" w:cstheme="majorHAnsi"/>
-          <w:sz w:val="20"/>
-          <w:szCs w:val="20"/>
-        </w:rPr>
-        <w:t xml:space="preserve"> sensing.</w:t>
+        <w:t>Contribute to the success of an online Data Analytics Boot Camp, specializing in training data professionals.</w:t>
       </w:r>
     </w:p>
     <w:p>
@@ -1485,7 +1106,15 @@
           <w:sz w:val="20"/>
           <w:szCs w:val="20"/>
         </w:rPr>
-        <w:t xml:space="preserve">Design the ThingsDriver standard to manage/control IoT node from the cloud </w:t>
+        <w:t>Assist learners in acquiring essential practical and technical skills for modern data analysis</w:t>
+      </w:r>
+      <w:r>
+        <w:rPr>
+          <w:rFonts w:asciiTheme="majorHAnsi" w:hAnsiTheme="majorHAnsi" w:cstheme="majorHAnsi"/>
+          <w:sz w:val="20"/>
+          <w:szCs w:val="20"/>
+        </w:rPr>
+        <w:t>.</w:t>
       </w:r>
     </w:p>
     <w:p>
@@ -1502,35 +1131,201 @@
         </w:tabs>
         <w:rPr>
           <w:rFonts w:asciiTheme="majorHAnsi" w:hAnsiTheme="majorHAnsi" w:cstheme="majorHAnsi"/>
-          <w:sz w:val="20"/>
-          <w:szCs w:val="20"/>
-        </w:rPr>
-      </w:pPr>
-      <w:r>
-        <w:rPr>
-          <w:rFonts w:asciiTheme="majorHAnsi" w:hAnsiTheme="majorHAnsi" w:cstheme="majorHAnsi"/>
-          <w:sz w:val="20"/>
-          <w:szCs w:val="20"/>
-        </w:rPr>
-        <w:t xml:space="preserve">Design a Data visualization method, </w:t>
-      </w:r>
-      <w:proofErr w:type="spellStart"/>
-      <w:r>
-        <w:rPr>
-          <w:rFonts w:asciiTheme="majorHAnsi" w:hAnsiTheme="majorHAnsi" w:cstheme="majorHAnsi"/>
-          <w:sz w:val="20"/>
-          <w:szCs w:val="20"/>
-        </w:rPr>
-        <w:t>RadViz-Ploty</w:t>
-      </w:r>
-      <w:proofErr w:type="spellEnd"/>
-      <w:r>
-        <w:rPr>
-          <w:rFonts w:asciiTheme="majorHAnsi" w:hAnsiTheme="majorHAnsi" w:cstheme="majorHAnsi"/>
-          <w:sz w:val="20"/>
-          <w:szCs w:val="20"/>
-        </w:rPr>
-        <w:t>, used to visualize the high dimensional data</w:t>
+          <w:b/>
+          <w:sz w:val="20"/>
+          <w:szCs w:val="20"/>
+        </w:rPr>
+      </w:pPr>
+      <w:r>
+        <w:rPr>
+          <w:rFonts w:asciiTheme="majorHAnsi" w:hAnsiTheme="majorHAnsi" w:cstheme="majorHAnsi"/>
+          <w:sz w:val="20"/>
+          <w:szCs w:val="20"/>
+        </w:rPr>
+        <w:t>Guide learners through real-world projects tailored to industry sectors like Finance, HR, Healthcare, and Government</w:t>
+      </w:r>
+      <w:r>
+        <w:rPr>
+          <w:rFonts w:asciiTheme="majorHAnsi" w:hAnsiTheme="majorHAnsi" w:cstheme="majorHAnsi"/>
+          <w:b/>
+          <w:sz w:val="20"/>
+          <w:szCs w:val="20"/>
+        </w:rPr>
+        <w:t>.</w:t>
+      </w:r>
+    </w:p>
+    <w:p>
+      <w:pPr>
+        <w:tabs>
+          <w:tab w:val="right" w:pos="0"/>
+          <w:tab w:val="left" w:pos="360"/>
+          <w:tab w:val="right" w:pos="10200"/>
+        </w:tabs>
+        <w:ind w:left="360" w:hanging="360"/>
+        <w:rPr>
+          <w:rFonts w:asciiTheme="majorHAnsi" w:hAnsiTheme="majorHAnsi" w:cstheme="majorHAnsi"/>
+          <w:b/>
+          <w:sz w:val="20"/>
+          <w:szCs w:val="20"/>
+        </w:rPr>
+      </w:pPr>
+    </w:p>
+    <w:p>
+      <w:pPr>
+        <w:tabs>
+          <w:tab w:val="right" w:pos="0"/>
+          <w:tab w:val="left" w:pos="360"/>
+          <w:tab w:val="right" w:pos="10200"/>
+        </w:tabs>
+        <w:ind w:left="360" w:hanging="360"/>
+        <w:rPr>
+          <w:rFonts w:asciiTheme="majorHAnsi" w:hAnsiTheme="majorHAnsi" w:cstheme="majorHAnsi"/>
+          <w:color w:val="808080" w:themeColor="background1" w:themeShade="80"/>
+          <w:sz w:val="20"/>
+          <w:szCs w:val="20"/>
+        </w:rPr>
+      </w:pPr>
+      <w:r>
+        <w:rPr>
+          <w:rFonts w:asciiTheme="majorHAnsi" w:hAnsiTheme="majorHAnsi" w:cstheme="majorHAnsi"/>
+          <w:b/>
+          <w:sz w:val="20"/>
+          <w:szCs w:val="20"/>
+        </w:rPr>
+        <w:t>Research Assistant,</w:t>
+      </w:r>
+      <w:r>
+        <w:rPr>
+          <w:rFonts w:asciiTheme="majorHAnsi" w:hAnsiTheme="majorHAnsi" w:cstheme="majorHAnsi"/>
+          <w:sz w:val="20"/>
+          <w:szCs w:val="20"/>
+        </w:rPr>
+        <w:t xml:space="preserve"> </w:t>
+      </w:r>
+      <w:r>
+        <w:rPr>
+          <w:rFonts w:asciiTheme="majorHAnsi" w:hAnsiTheme="majorHAnsi" w:cstheme="majorHAnsi"/>
+          <w:sz w:val="20"/>
+          <w:szCs w:val="20"/>
+        </w:rPr>
+        <w:t>Ontario Tech</w:t>
+      </w:r>
+      <w:r>
+        <w:rPr>
+          <w:rFonts w:asciiTheme="majorHAnsi" w:hAnsiTheme="majorHAnsi" w:cstheme="majorHAnsi"/>
+          <w:sz w:val="20"/>
+          <w:szCs w:val="20"/>
+        </w:rPr>
+        <w:t xml:space="preserve"> University</w:t>
+      </w:r>
+      <w:bookmarkStart w:id="0" w:name="_Hlk120865361"/>
+      <w:r>
+        <w:rPr>
+          <w:rFonts w:asciiTheme="majorHAnsi" w:hAnsiTheme="majorHAnsi" w:cstheme="majorHAnsi"/>
+          <w:sz w:val="20"/>
+          <w:szCs w:val="20"/>
+        </w:rPr>
+        <w:t>,</w:t>
+      </w:r>
+      <w:r>
+        <w:t xml:space="preserve"> </w:t>
+      </w:r>
+      <w:r>
+        <w:rPr>
+          <w:rFonts w:asciiTheme="majorHAnsi" w:hAnsiTheme="majorHAnsi" w:cstheme="majorHAnsi"/>
+          <w:sz w:val="20"/>
+          <w:szCs w:val="20"/>
+        </w:rPr>
+        <w:t>Dept Electrical, Computer</w:t>
+      </w:r>
+      <w:r>
+        <w:rPr>
+          <w:rFonts w:asciiTheme="majorHAnsi" w:hAnsiTheme="majorHAnsi" w:cstheme="majorHAnsi"/>
+          <w:sz w:val="20"/>
+          <w:szCs w:val="20"/>
+        </w:rPr>
+        <w:t xml:space="preserve">, and </w:t>
+      </w:r>
+      <w:r>
+        <w:rPr>
+          <w:rFonts w:asciiTheme="majorHAnsi" w:hAnsiTheme="majorHAnsi" w:cstheme="majorHAnsi"/>
+          <w:sz w:val="20"/>
+          <w:szCs w:val="20"/>
+        </w:rPr>
+        <w:t>Software Eng</w:t>
+      </w:r>
+      <w:r>
+        <w:rPr>
+          <w:rFonts w:asciiTheme="majorHAnsi" w:hAnsiTheme="majorHAnsi" w:cstheme="majorHAnsi"/>
+          <w:sz w:val="20"/>
+          <w:szCs w:val="20"/>
+        </w:rPr>
+        <w:t>.</w:t>
+      </w:r>
+      <w:r>
+        <w:rPr>
+          <w:rFonts w:asciiTheme="majorHAnsi" w:hAnsiTheme="majorHAnsi" w:cstheme="majorHAnsi"/>
+          <w:sz w:val="20"/>
+          <w:szCs w:val="20"/>
+        </w:rPr>
+        <w:t xml:space="preserve">, </w:t>
+      </w:r>
+      <w:r>
+        <w:rPr>
+          <w:rFonts w:asciiTheme="majorHAnsi" w:hAnsiTheme="majorHAnsi" w:cstheme="majorHAnsi"/>
+          <w:sz w:val="20"/>
+          <w:szCs w:val="20"/>
+        </w:rPr>
+        <w:t>Ontario</w:t>
+      </w:r>
+      <w:r>
+        <w:rPr>
+          <w:rFonts w:asciiTheme="majorHAnsi" w:hAnsiTheme="majorHAnsi" w:cstheme="majorHAnsi"/>
+          <w:sz w:val="20"/>
+          <w:szCs w:val="20"/>
+        </w:rPr>
+        <w:t xml:space="preserve">, </w:t>
+      </w:r>
+      <w:r>
+        <w:rPr>
+          <w:rFonts w:asciiTheme="majorHAnsi" w:hAnsiTheme="majorHAnsi" w:cstheme="majorHAnsi"/>
+          <w:sz w:val="20"/>
+          <w:szCs w:val="20"/>
+        </w:rPr>
+        <w:t>Canada</w:t>
+      </w:r>
+      <w:bookmarkEnd w:id="0"/>
+      <w:r>
+        <w:rPr>
+          <w:rFonts w:asciiTheme="majorHAnsi" w:hAnsiTheme="majorHAnsi" w:cstheme="majorHAnsi"/>
+          <w:sz w:val="20"/>
+          <w:szCs w:val="20"/>
+        </w:rPr>
+        <w:tab/>
+      </w:r>
+      <w:r>
+        <w:rPr>
+          <w:rFonts w:asciiTheme="majorHAnsi" w:hAnsiTheme="majorHAnsi" w:cstheme="majorHAnsi"/>
+          <w:sz w:val="20"/>
+          <w:szCs w:val="20"/>
+        </w:rPr>
+        <w:t>2020</w:t>
+      </w:r>
+      <w:r>
+        <w:rPr>
+          <w:rFonts w:asciiTheme="majorHAnsi" w:hAnsiTheme="majorHAnsi" w:cstheme="majorHAnsi"/>
+          <w:sz w:val="20"/>
+          <w:szCs w:val="20"/>
+        </w:rPr>
+        <w:t xml:space="preserve">– </w:t>
+      </w:r>
+      <w:r>
+        <w:rPr>
+          <w:rFonts w:asciiTheme="majorHAnsi" w:hAnsiTheme="majorHAnsi" w:cstheme="majorHAnsi"/>
+          <w:sz w:val="20"/>
+          <w:szCs w:val="20"/>
+        </w:rPr>
+        <w:t>present</w:t>
       </w:r>
     </w:p>
     <w:p>
@@ -1557,47 +1352,23 @@
           <w:sz w:val="20"/>
           <w:szCs w:val="20"/>
         </w:rPr>
-        <w:t>Collaborate</w:t>
-      </w:r>
-      <w:r>
-        <w:rPr>
-          <w:rFonts w:asciiTheme="majorHAnsi" w:hAnsiTheme="majorHAnsi" w:cstheme="majorHAnsi"/>
-          <w:sz w:val="20"/>
-          <w:szCs w:val="20"/>
-        </w:rPr>
-        <w:t xml:space="preserve"> in a</w:t>
-      </w:r>
-      <w:r>
-        <w:rPr>
-          <w:rFonts w:asciiTheme="majorHAnsi" w:hAnsiTheme="majorHAnsi" w:cstheme="majorHAnsi"/>
-          <w:sz w:val="20"/>
-          <w:szCs w:val="20"/>
-        </w:rPr>
-        <w:t>n</w:t>
-      </w:r>
-      <w:r>
-        <w:rPr>
-          <w:rFonts w:asciiTheme="majorHAnsi" w:hAnsiTheme="majorHAnsi" w:cstheme="majorHAnsi"/>
-          <w:sz w:val="20"/>
-          <w:szCs w:val="20"/>
-        </w:rPr>
-        <w:t xml:space="preserve"> </w:t>
-      </w:r>
-      <w:r>
-        <w:rPr>
-          <w:rFonts w:asciiTheme="majorHAnsi" w:hAnsiTheme="majorHAnsi" w:cstheme="majorHAnsi"/>
-          <w:sz w:val="20"/>
-          <w:szCs w:val="20"/>
-        </w:rPr>
-        <w:t>Aircraft Deceleration Early Warning</w:t>
-      </w:r>
-      <w:r>
-        <w:rPr>
-          <w:rFonts w:asciiTheme="majorHAnsi" w:hAnsiTheme="majorHAnsi" w:cstheme="majorHAnsi"/>
-          <w:sz w:val="20"/>
-          <w:szCs w:val="20"/>
-        </w:rPr>
-        <w:t xml:space="preserve"> system</w:t>
+        <w:t xml:space="preserve">Design a framework </w:t>
+      </w:r>
+      <w:r>
+        <w:rPr>
+          <w:rFonts w:asciiTheme="majorHAnsi" w:hAnsiTheme="majorHAnsi" w:cstheme="majorHAnsi"/>
+          <w:sz w:val="20"/>
+          <w:szCs w:val="20"/>
+        </w:rPr>
+        <w:t>called SensorsConnect: a search engine for real-time sensing data</w:t>
+      </w:r>
+      <w:r>
+        <w:rPr>
+          <w:rFonts w:asciiTheme="majorHAnsi" w:hAnsiTheme="majorHAnsi" w:cstheme="majorHAnsi"/>
+          <w:sz w:val="20"/>
+          <w:szCs w:val="20"/>
+        </w:rPr>
+        <w:t>.</w:t>
       </w:r>
     </w:p>
     <w:p>
@@ -1624,57 +1395,15 @@
           <w:sz w:val="20"/>
           <w:szCs w:val="20"/>
         </w:rPr>
-        <w:t xml:space="preserve">Design an IoT programming path course </w:t>
-      </w:r>
-    </w:p>
-    <w:p>
-      <w:pPr>
-        <w:tabs>
-          <w:tab w:val="right" w:pos="0"/>
-          <w:tab w:val="left" w:pos="360"/>
-          <w:tab w:val="right" w:pos="10200"/>
-        </w:tabs>
-        <w:ind w:left="360" w:hanging="360"/>
-        <w:rPr>
-          <w:rFonts w:asciiTheme="majorHAnsi" w:hAnsiTheme="majorHAnsi" w:cstheme="majorHAnsi"/>
-          <w:b/>
-          <w:sz w:val="20"/>
-          <w:szCs w:val="20"/>
-        </w:rPr>
-      </w:pPr>
-    </w:p>
-    <w:p>
-      <w:pPr>
-        <w:tabs>
-          <w:tab w:val="right" w:pos="0"/>
-          <w:tab w:val="left" w:pos="360"/>
-          <w:tab w:val="right" w:pos="10200"/>
-        </w:tabs>
-        <w:ind w:left="360" w:hanging="360"/>
-        <w:rPr>
-          <w:rFonts w:asciiTheme="majorHAnsi" w:hAnsiTheme="majorHAnsi" w:cstheme="majorHAnsi"/>
-          <w:color w:val="808080" w:themeColor="background1" w:themeShade="80"/>
-          <w:sz w:val="20"/>
-          <w:szCs w:val="20"/>
-        </w:rPr>
-      </w:pPr>
-      <w:r>
-        <w:rPr>
-          <w:rFonts w:asciiTheme="majorHAnsi" w:hAnsiTheme="majorHAnsi" w:cstheme="majorHAnsi"/>
-          <w:b/>
-          <w:sz w:val="20"/>
-          <w:szCs w:val="20"/>
-        </w:rPr>
-        <w:t xml:space="preserve">Research </w:t>
-      </w:r>
-      <w:r>
-        <w:rPr>
-          <w:rFonts w:asciiTheme="majorHAnsi" w:hAnsiTheme="majorHAnsi" w:cstheme="majorHAnsi"/>
-          <w:b/>
-          <w:sz w:val="20"/>
-          <w:szCs w:val="20"/>
-        </w:rPr>
-        <w:t>Assistant,</w:t>
+        <w:t>Design the ThingsDriver standard to manage/control IoT node from the cloud</w:t>
+      </w:r>
+      <w:r>
+        <w:rPr>
+          <w:rFonts w:asciiTheme="majorHAnsi" w:hAnsiTheme="majorHAnsi" w:cstheme="majorHAnsi"/>
+          <w:sz w:val="20"/>
+          <w:szCs w:val="20"/>
+        </w:rPr>
+        <w:t>.</w:t>
       </w:r>
       <w:r>
         <w:rPr>
@@ -1683,148 +1412,6 @@
           <w:szCs w:val="20"/>
         </w:rPr>
         <w:t xml:space="preserve"> </w:t>
-      </w:r>
-      <w:proofErr w:type="spellStart"/>
-      <w:r>
-        <w:rPr>
-          <w:rFonts w:asciiTheme="majorHAnsi" w:hAnsiTheme="majorHAnsi" w:cstheme="majorHAnsi"/>
-          <w:sz w:val="20"/>
-          <w:szCs w:val="20"/>
-        </w:rPr>
-        <w:t>Benha</w:t>
-      </w:r>
-      <w:proofErr w:type="spellEnd"/>
-      <w:r>
-        <w:rPr>
-          <w:rFonts w:asciiTheme="majorHAnsi" w:hAnsiTheme="majorHAnsi" w:cstheme="majorHAnsi"/>
-          <w:sz w:val="20"/>
-          <w:szCs w:val="20"/>
-        </w:rPr>
-        <w:t xml:space="preserve"> </w:t>
-      </w:r>
-      <w:r>
-        <w:rPr>
-          <w:rFonts w:asciiTheme="majorHAnsi" w:hAnsiTheme="majorHAnsi" w:cstheme="majorHAnsi"/>
-          <w:sz w:val="20"/>
-          <w:szCs w:val="20"/>
-        </w:rPr>
-        <w:t>University</w:t>
-      </w:r>
-      <w:bookmarkStart w:id="1" w:name="_Hlk120866209"/>
-      <w:r>
-        <w:rPr>
-          <w:rFonts w:asciiTheme="majorHAnsi" w:hAnsiTheme="majorHAnsi" w:cstheme="majorHAnsi"/>
-          <w:sz w:val="20"/>
-          <w:szCs w:val="20"/>
-        </w:rPr>
-        <w:t>, Dept</w:t>
-      </w:r>
-      <w:r>
-        <w:rPr>
-          <w:rFonts w:asciiTheme="majorHAnsi" w:hAnsiTheme="majorHAnsi" w:cstheme="majorHAnsi"/>
-          <w:sz w:val="20"/>
-          <w:szCs w:val="20"/>
-        </w:rPr>
-        <w:t>.</w:t>
-      </w:r>
-      <w:r>
-        <w:rPr>
-          <w:rFonts w:asciiTheme="majorHAnsi" w:hAnsiTheme="majorHAnsi" w:cstheme="majorHAnsi"/>
-          <w:sz w:val="20"/>
-          <w:szCs w:val="20"/>
-        </w:rPr>
-        <w:t xml:space="preserve"> of </w:t>
-      </w:r>
-      <w:r>
-        <w:rPr>
-          <w:rFonts w:asciiTheme="majorHAnsi" w:hAnsiTheme="majorHAnsi" w:cstheme="majorHAnsi"/>
-          <w:sz w:val="20"/>
-          <w:szCs w:val="20"/>
-        </w:rPr>
-        <w:t>Electrical</w:t>
-      </w:r>
-      <w:r>
-        <w:rPr>
-          <w:rFonts w:asciiTheme="majorHAnsi" w:hAnsiTheme="majorHAnsi" w:cstheme="majorHAnsi"/>
-          <w:sz w:val="20"/>
-          <w:szCs w:val="20"/>
-        </w:rPr>
-        <w:t xml:space="preserve"> Engineering, </w:t>
-      </w:r>
-      <w:proofErr w:type="spellStart"/>
-      <w:r>
-        <w:rPr>
-          <w:rFonts w:asciiTheme="majorHAnsi" w:hAnsiTheme="majorHAnsi" w:cstheme="majorHAnsi"/>
-          <w:sz w:val="20"/>
-          <w:szCs w:val="20"/>
-        </w:rPr>
-        <w:t>Benha</w:t>
-      </w:r>
-      <w:proofErr w:type="spellEnd"/>
-      <w:r>
-        <w:rPr>
-          <w:rFonts w:asciiTheme="majorHAnsi" w:hAnsiTheme="majorHAnsi" w:cstheme="majorHAnsi"/>
-          <w:sz w:val="20"/>
-          <w:szCs w:val="20"/>
-        </w:rPr>
-        <w:t xml:space="preserve">, </w:t>
-      </w:r>
-      <w:r>
-        <w:rPr>
-          <w:rFonts w:asciiTheme="majorHAnsi" w:hAnsiTheme="majorHAnsi" w:cstheme="majorHAnsi"/>
-          <w:sz w:val="20"/>
-          <w:szCs w:val="20"/>
-        </w:rPr>
-        <w:t>Egypt</w:t>
-      </w:r>
-      <w:bookmarkEnd w:id="1"/>
-      <w:r>
-        <w:rPr>
-          <w:rFonts w:asciiTheme="majorHAnsi" w:hAnsiTheme="majorHAnsi" w:cstheme="majorHAnsi"/>
-          <w:sz w:val="20"/>
-          <w:szCs w:val="20"/>
-        </w:rPr>
-        <w:tab/>
-      </w:r>
-      <w:r>
-        <w:rPr>
-          <w:rFonts w:asciiTheme="majorHAnsi" w:hAnsiTheme="majorHAnsi" w:cstheme="majorHAnsi"/>
-          <w:sz w:val="20"/>
-          <w:szCs w:val="20"/>
-        </w:rPr>
-        <w:t>201</w:t>
-      </w:r>
-      <w:r>
-        <w:rPr>
-          <w:rFonts w:asciiTheme="majorHAnsi" w:hAnsiTheme="majorHAnsi" w:cstheme="majorHAnsi"/>
-          <w:sz w:val="20"/>
-          <w:szCs w:val="20"/>
-        </w:rPr>
-        <w:t>4</w:t>
-      </w:r>
-      <w:r>
-        <w:rPr>
-          <w:rFonts w:asciiTheme="majorHAnsi" w:hAnsiTheme="majorHAnsi" w:cstheme="majorHAnsi"/>
-          <w:sz w:val="20"/>
-          <w:szCs w:val="20"/>
-        </w:rPr>
-        <w:t xml:space="preserve">– </w:t>
-      </w:r>
-      <w:r>
-        <w:rPr>
-          <w:rFonts w:asciiTheme="majorHAnsi" w:hAnsiTheme="majorHAnsi" w:cstheme="majorHAnsi"/>
-          <w:sz w:val="20"/>
-          <w:szCs w:val="20"/>
-        </w:rPr>
-        <w:t>20</w:t>
-      </w:r>
-      <w:r>
-        <w:rPr>
-          <w:rFonts w:asciiTheme="majorHAnsi" w:hAnsiTheme="majorHAnsi" w:cstheme="majorHAnsi"/>
-          <w:sz w:val="20"/>
-          <w:szCs w:val="20"/>
-        </w:rPr>
-        <w:t>19</w:t>
       </w:r>
     </w:p>
     <w:p>
@@ -1851,23 +1438,15 @@
           <w:sz w:val="20"/>
           <w:szCs w:val="20"/>
         </w:rPr>
-        <w:t>Design</w:t>
-      </w:r>
-      <w:r>
-        <w:rPr>
-          <w:rFonts w:asciiTheme="majorHAnsi" w:hAnsiTheme="majorHAnsi" w:cstheme="majorHAnsi"/>
-          <w:sz w:val="20"/>
-          <w:szCs w:val="20"/>
-        </w:rPr>
-        <w:t xml:space="preserve"> multi-modem based on Software Defined Radio (SDR)</w:t>
-      </w:r>
-      <w:r>
-        <w:rPr>
-          <w:rFonts w:asciiTheme="majorHAnsi" w:hAnsiTheme="majorHAnsi" w:cstheme="majorHAnsi"/>
-          <w:sz w:val="20"/>
-          <w:szCs w:val="20"/>
-        </w:rPr>
-        <w:t>,</w:t>
+        <w:t>Design a Data visualization method, RadViz-Ploty, used to visualize the high dimensional data</w:t>
+      </w:r>
+      <w:r>
+        <w:rPr>
+          <w:rFonts w:asciiTheme="majorHAnsi" w:hAnsiTheme="majorHAnsi" w:cstheme="majorHAnsi"/>
+          <w:sz w:val="20"/>
+          <w:szCs w:val="20"/>
+        </w:rPr>
+        <w:t>.</w:t>
       </w:r>
     </w:p>
     <w:p>
@@ -1894,7 +1473,47 @@
           <w:sz w:val="20"/>
           <w:szCs w:val="20"/>
         </w:rPr>
-        <w:t>Design an algorithm to estimate the signal to noise ratio</w:t>
+        <w:t>Collaborate</w:t>
+      </w:r>
+      <w:r>
+        <w:rPr>
+          <w:rFonts w:asciiTheme="majorHAnsi" w:hAnsiTheme="majorHAnsi" w:cstheme="majorHAnsi"/>
+          <w:sz w:val="20"/>
+          <w:szCs w:val="20"/>
+        </w:rPr>
+        <w:t xml:space="preserve"> in a</w:t>
+      </w:r>
+      <w:r>
+        <w:rPr>
+          <w:rFonts w:asciiTheme="majorHAnsi" w:hAnsiTheme="majorHAnsi" w:cstheme="majorHAnsi"/>
+          <w:sz w:val="20"/>
+          <w:szCs w:val="20"/>
+        </w:rPr>
+        <w:t>n</w:t>
+      </w:r>
+      <w:r>
+        <w:rPr>
+          <w:rFonts w:asciiTheme="majorHAnsi" w:hAnsiTheme="majorHAnsi" w:cstheme="majorHAnsi"/>
+          <w:sz w:val="20"/>
+          <w:szCs w:val="20"/>
+        </w:rPr>
+        <w:t xml:space="preserve"> </w:t>
+      </w:r>
+      <w:r>
+        <w:rPr>
+          <w:rFonts w:asciiTheme="majorHAnsi" w:hAnsiTheme="majorHAnsi" w:cstheme="majorHAnsi"/>
+          <w:sz w:val="20"/>
+          <w:szCs w:val="20"/>
+        </w:rPr>
+        <w:t>Aircraft Deceleration Early Warning</w:t>
+      </w:r>
+      <w:r>
+        <w:rPr>
+          <w:rFonts w:asciiTheme="majorHAnsi" w:hAnsiTheme="majorHAnsi" w:cstheme="majorHAnsi"/>
+          <w:sz w:val="20"/>
+          <w:szCs w:val="20"/>
+        </w:rPr>
+        <w:t xml:space="preserve"> system</w:t>
       </w:r>
       <w:r>
         <w:rPr>
@@ -1903,172 +1522,6 @@
           <w:szCs w:val="20"/>
         </w:rPr>
         <w:t>.</w:t>
-      </w:r>
-    </w:p>
-    <w:p>
-      <w:pPr>
-        <w:pStyle w:val="ListParagraph"/>
-        <w:tabs>
-          <w:tab w:val="right" w:pos="0"/>
-          <w:tab w:val="left" w:pos="360"/>
-          <w:tab w:val="right" w:pos="10200"/>
-        </w:tabs>
-        <w:ind w:left="360"/>
-        <w:rPr>
-          <w:rFonts w:asciiTheme="majorHAnsi" w:hAnsiTheme="majorHAnsi" w:cstheme="majorHAnsi"/>
-          <w:sz w:val="20"/>
-          <w:szCs w:val="20"/>
-        </w:rPr>
-      </w:pPr>
-    </w:p>
-    <w:p>
-      <w:pPr>
-        <w:tabs>
-          <w:tab w:val="right" w:pos="0"/>
-          <w:tab w:val="left" w:pos="360"/>
-          <w:tab w:val="right" w:pos="10200"/>
-        </w:tabs>
-        <w:ind w:left="360" w:hanging="360"/>
-        <w:rPr>
-          <w:rFonts w:asciiTheme="majorHAnsi" w:hAnsiTheme="majorHAnsi" w:cstheme="majorHAnsi"/>
-          <w:color w:val="808080" w:themeColor="background1" w:themeShade="80"/>
-          <w:sz w:val="20"/>
-          <w:szCs w:val="20"/>
-        </w:rPr>
-      </w:pPr>
-      <w:r>
-        <w:rPr>
-          <w:rFonts w:asciiTheme="majorHAnsi" w:hAnsiTheme="majorHAnsi" w:cstheme="majorHAnsi"/>
-          <w:b/>
-          <w:sz w:val="20"/>
-          <w:szCs w:val="20"/>
-        </w:rPr>
-        <w:t xml:space="preserve">Teaching </w:t>
-      </w:r>
-      <w:proofErr w:type="gramStart"/>
-      <w:r>
-        <w:rPr>
-          <w:rFonts w:asciiTheme="majorHAnsi" w:hAnsiTheme="majorHAnsi" w:cstheme="majorHAnsi"/>
-          <w:b/>
-          <w:sz w:val="20"/>
-          <w:szCs w:val="20"/>
-        </w:rPr>
-        <w:t xml:space="preserve">Assistant </w:t>
-      </w:r>
-      <w:r>
-        <w:rPr>
-          <w:rFonts w:asciiTheme="majorHAnsi" w:hAnsiTheme="majorHAnsi" w:cstheme="majorHAnsi"/>
-          <w:b/>
-          <w:sz w:val="20"/>
-          <w:szCs w:val="20"/>
-        </w:rPr>
-        <w:t>,</w:t>
-      </w:r>
-      <w:proofErr w:type="gramEnd"/>
-      <w:r>
-        <w:rPr>
-          <w:rFonts w:asciiTheme="majorHAnsi" w:hAnsiTheme="majorHAnsi" w:cstheme="majorHAnsi" w:hint="cs"/>
-          <w:sz w:val="20"/>
-          <w:szCs w:val="20"/>
-          <w:rtl/>
-        </w:rPr>
-        <w:t xml:space="preserve"> </w:t>
-      </w:r>
-      <w:r>
-        <w:rPr>
-          <w:rFonts w:asciiTheme="majorHAnsi" w:hAnsiTheme="majorHAnsi" w:cstheme="majorHAnsi"/>
-          <w:sz w:val="20"/>
-          <w:szCs w:val="20"/>
-        </w:rPr>
-        <w:t>Ontario Tech</w:t>
-      </w:r>
-      <w:r>
-        <w:rPr>
-          <w:rFonts w:asciiTheme="majorHAnsi" w:hAnsiTheme="majorHAnsi" w:cstheme="majorHAnsi"/>
-          <w:sz w:val="20"/>
-          <w:szCs w:val="20"/>
-        </w:rPr>
-        <w:t xml:space="preserve"> University,</w:t>
-      </w:r>
-      <w:r>
-        <w:rPr>
-          <w:rFonts w:asciiTheme="majorHAnsi" w:hAnsiTheme="majorHAnsi" w:cstheme="majorHAnsi"/>
-          <w:sz w:val="20"/>
-          <w:szCs w:val="20"/>
-        </w:rPr>
-        <w:t xml:space="preserve"> Dept Electrical, Computer</w:t>
-      </w:r>
-      <w:r>
-        <w:rPr>
-          <w:rFonts w:asciiTheme="majorHAnsi" w:hAnsiTheme="majorHAnsi" w:cstheme="majorHAnsi"/>
-          <w:sz w:val="20"/>
-          <w:szCs w:val="20"/>
-        </w:rPr>
-        <w:t xml:space="preserve">, and </w:t>
-      </w:r>
-      <w:r>
-        <w:rPr>
-          <w:rFonts w:asciiTheme="majorHAnsi" w:hAnsiTheme="majorHAnsi" w:cstheme="majorHAnsi"/>
-          <w:sz w:val="20"/>
-          <w:szCs w:val="20"/>
-        </w:rPr>
-        <w:t>Software Eng</w:t>
-      </w:r>
-      <w:r>
-        <w:rPr>
-          <w:rFonts w:asciiTheme="majorHAnsi" w:hAnsiTheme="majorHAnsi" w:cstheme="majorHAnsi"/>
-          <w:sz w:val="20"/>
-          <w:szCs w:val="20"/>
-        </w:rPr>
-        <w:t>.</w:t>
-      </w:r>
-      <w:r>
-        <w:rPr>
-          <w:rFonts w:asciiTheme="majorHAnsi" w:hAnsiTheme="majorHAnsi" w:cstheme="majorHAnsi"/>
-          <w:sz w:val="20"/>
-          <w:szCs w:val="20"/>
-        </w:rPr>
-        <w:t>, Ontario, Canada</w:t>
-      </w:r>
-      <w:r>
-        <w:rPr>
-          <w:rFonts w:asciiTheme="majorHAnsi" w:hAnsiTheme="majorHAnsi" w:cstheme="majorHAnsi"/>
-          <w:sz w:val="20"/>
-          <w:szCs w:val="20"/>
-        </w:rPr>
-        <w:tab/>
-      </w:r>
-      <w:r>
-        <w:rPr>
-          <w:rFonts w:asciiTheme="majorHAnsi" w:hAnsiTheme="majorHAnsi" w:cstheme="majorHAnsi"/>
-          <w:sz w:val="20"/>
-          <w:szCs w:val="20"/>
-        </w:rPr>
-        <w:t>20</w:t>
-      </w:r>
-      <w:r>
-        <w:rPr>
-          <w:rFonts w:asciiTheme="majorHAnsi" w:hAnsiTheme="majorHAnsi" w:cstheme="majorHAnsi"/>
-          <w:sz w:val="20"/>
-          <w:szCs w:val="20"/>
-        </w:rPr>
-        <w:t>20</w:t>
-      </w:r>
-      <w:r>
-        <w:rPr>
-          <w:rFonts w:asciiTheme="majorHAnsi" w:hAnsiTheme="majorHAnsi" w:cstheme="majorHAnsi"/>
-          <w:sz w:val="20"/>
-          <w:szCs w:val="20"/>
-        </w:rPr>
-        <w:t xml:space="preserve"> – </w:t>
-      </w:r>
-      <w:r>
-        <w:rPr>
-          <w:rFonts w:asciiTheme="majorHAnsi" w:hAnsiTheme="majorHAnsi" w:cstheme="majorHAnsi"/>
-          <w:sz w:val="20"/>
-          <w:szCs w:val="20"/>
-        </w:rPr>
-        <w:t>present</w:t>
       </w:r>
     </w:p>
     <w:p>
@@ -2095,6 +1548,634 @@
           <w:sz w:val="20"/>
           <w:szCs w:val="20"/>
         </w:rPr>
+        <w:t>Collaborate in a project funded by OVIN that focuses on developing curriculums for autonomous vehicles.</w:t>
+      </w:r>
+    </w:p>
+    <w:p>
+      <w:pPr>
+        <w:tabs>
+          <w:tab w:val="right" w:pos="0"/>
+          <w:tab w:val="left" w:pos="360"/>
+          <w:tab w:val="right" w:pos="10200"/>
+        </w:tabs>
+        <w:rPr>
+          <w:rFonts w:asciiTheme="majorHAnsi" w:hAnsiTheme="majorHAnsi" w:cstheme="majorHAnsi"/>
+          <w:b/>
+          <w:sz w:val="20"/>
+          <w:szCs w:val="20"/>
+        </w:rPr>
+      </w:pPr>
+    </w:p>
+    <w:p>
+      <w:pPr>
+        <w:tabs>
+          <w:tab w:val="right" w:pos="0"/>
+          <w:tab w:val="left" w:pos="360"/>
+          <w:tab w:val="right" w:pos="10200"/>
+        </w:tabs>
+        <w:ind w:left="360" w:hanging="360"/>
+        <w:rPr>
+          <w:rFonts w:asciiTheme="majorHAnsi" w:hAnsiTheme="majorHAnsi" w:cstheme="majorHAnsi"/>
+          <w:color w:val="808080" w:themeColor="background1" w:themeShade="80"/>
+          <w:sz w:val="20"/>
+          <w:szCs w:val="20"/>
+          <w:rtl/>
+          <w:lang w:bidi="ar-JO"/>
+        </w:rPr>
+      </w:pPr>
+      <w:r>
+        <w:rPr>
+          <w:rFonts w:asciiTheme="majorHAnsi" w:hAnsiTheme="majorHAnsi" w:cstheme="majorHAnsi"/>
+          <w:b/>
+          <w:sz w:val="20"/>
+          <w:szCs w:val="20"/>
+        </w:rPr>
+        <w:t>Co-Founder</w:t>
+      </w:r>
+      <w:r>
+        <w:rPr>
+          <w:rFonts w:asciiTheme="majorHAnsi" w:hAnsiTheme="majorHAnsi" w:cstheme="majorHAnsi"/>
+          <w:b/>
+          <w:sz w:val="20"/>
+          <w:szCs w:val="20"/>
+        </w:rPr>
+        <w:t>,</w:t>
+      </w:r>
+      <w:r>
+        <w:rPr>
+          <w:rFonts w:asciiTheme="majorHAnsi" w:hAnsiTheme="majorHAnsi" w:cstheme="majorHAnsi"/>
+          <w:sz w:val="20"/>
+          <w:szCs w:val="20"/>
+        </w:rPr>
+        <w:t xml:space="preserve"> Tamra-IoT </w:t>
+      </w:r>
+      <w:r>
+        <w:rPr>
+          <w:rFonts w:asciiTheme="majorHAnsi" w:hAnsiTheme="majorHAnsi" w:cstheme="majorHAnsi"/>
+          <w:sz w:val="20"/>
+          <w:szCs w:val="20"/>
+        </w:rPr>
+        <w:tab/>
+        <w:t>2018- present</w:t>
+      </w:r>
+    </w:p>
+    <w:p>
+      <w:pPr>
+        <w:pStyle w:val="ListParagraph"/>
+        <w:numPr>
+          <w:ilvl w:val="0"/>
+          <w:numId w:val="2"/>
+        </w:numPr>
+        <w:tabs>
+          <w:tab w:val="right" w:pos="0"/>
+          <w:tab w:val="left" w:pos="360"/>
+          <w:tab w:val="right" w:pos="10200"/>
+        </w:tabs>
+        <w:rPr>
+          <w:rFonts w:asciiTheme="majorHAnsi" w:hAnsiTheme="majorHAnsi" w:cstheme="majorHAnsi"/>
+          <w:sz w:val="20"/>
+          <w:szCs w:val="20"/>
+        </w:rPr>
+      </w:pPr>
+      <w:r>
+        <w:rPr>
+          <w:rFonts w:asciiTheme="majorHAnsi" w:hAnsiTheme="majorHAnsi" w:cstheme="majorHAnsi"/>
+          <w:sz w:val="20"/>
+          <w:szCs w:val="20"/>
+        </w:rPr>
+        <w:t>Collaborate in designing Tamra IoT platform for Makers and STEM students.</w:t>
+      </w:r>
+    </w:p>
+    <w:p>
+      <w:pPr>
+        <w:pStyle w:val="ListParagraph"/>
+        <w:numPr>
+          <w:ilvl w:val="0"/>
+          <w:numId w:val="2"/>
+        </w:numPr>
+        <w:tabs>
+          <w:tab w:val="right" w:pos="0"/>
+          <w:tab w:val="left" w:pos="360"/>
+          <w:tab w:val="right" w:pos="10200"/>
+        </w:tabs>
+        <w:rPr>
+          <w:rFonts w:asciiTheme="majorHAnsi" w:hAnsiTheme="majorHAnsi" w:cstheme="majorHAnsi"/>
+          <w:sz w:val="20"/>
+          <w:szCs w:val="20"/>
+        </w:rPr>
+      </w:pPr>
+      <w:r>
+        <w:rPr>
+          <w:rFonts w:asciiTheme="majorHAnsi" w:hAnsiTheme="majorHAnsi" w:cstheme="majorHAnsi"/>
+          <w:sz w:val="20"/>
+          <w:szCs w:val="20"/>
+        </w:rPr>
+        <w:t>Collaborate in managing the business.</w:t>
+      </w:r>
+    </w:p>
+    <w:p>
+      <w:pPr>
+        <w:pStyle w:val="ListParagraph"/>
+        <w:numPr>
+          <w:ilvl w:val="0"/>
+          <w:numId w:val="2"/>
+        </w:numPr>
+        <w:tabs>
+          <w:tab w:val="right" w:pos="0"/>
+          <w:tab w:val="left" w:pos="360"/>
+          <w:tab w:val="right" w:pos="10200"/>
+        </w:tabs>
+        <w:rPr>
+          <w:rFonts w:asciiTheme="majorHAnsi" w:hAnsiTheme="majorHAnsi" w:cstheme="majorHAnsi"/>
+          <w:sz w:val="20"/>
+          <w:szCs w:val="20"/>
+        </w:rPr>
+      </w:pPr>
+      <w:r>
+        <w:rPr>
+          <w:rFonts w:asciiTheme="majorHAnsi" w:hAnsiTheme="majorHAnsi" w:cstheme="majorHAnsi"/>
+          <w:sz w:val="20"/>
+          <w:szCs w:val="20"/>
+        </w:rPr>
+        <w:t>Develop ThingsDriver, an open-source package used to manage/control Tamra node</w:t>
+      </w:r>
+      <w:r>
+        <w:rPr>
+          <w:rFonts w:asciiTheme="majorHAnsi" w:hAnsiTheme="majorHAnsi" w:cstheme="majorHAnsi"/>
+          <w:sz w:val="20"/>
+          <w:szCs w:val="20"/>
+        </w:rPr>
+        <w:t>s</w:t>
+      </w:r>
+      <w:r>
+        <w:rPr>
+          <w:rFonts w:asciiTheme="majorHAnsi" w:hAnsiTheme="majorHAnsi" w:cstheme="majorHAnsi"/>
+          <w:sz w:val="20"/>
+          <w:szCs w:val="20"/>
+        </w:rPr>
+        <w:t xml:space="preserve"> from the cloud or mobile app</w:t>
+      </w:r>
+      <w:r>
+        <w:rPr>
+          <w:rFonts w:asciiTheme="majorHAnsi" w:hAnsiTheme="majorHAnsi" w:cstheme="majorHAnsi"/>
+          <w:sz w:val="20"/>
+          <w:szCs w:val="20"/>
+        </w:rPr>
+        <w:t>.</w:t>
+      </w:r>
+    </w:p>
+    <w:p>
+      <w:pPr>
+        <w:tabs>
+          <w:tab w:val="right" w:pos="0"/>
+          <w:tab w:val="left" w:pos="360"/>
+          <w:tab w:val="right" w:pos="10200"/>
+        </w:tabs>
+        <w:rPr>
+          <w:rFonts w:asciiTheme="majorHAnsi" w:hAnsiTheme="majorHAnsi" w:cstheme="majorHAnsi"/>
+          <w:b/>
+          <w:sz w:val="20"/>
+          <w:szCs w:val="20"/>
+        </w:rPr>
+      </w:pPr>
+    </w:p>
+    <w:p>
+      <w:pPr>
+        <w:tabs>
+          <w:tab w:val="right" w:pos="0"/>
+          <w:tab w:val="left" w:pos="360"/>
+          <w:tab w:val="right" w:pos="10200"/>
+        </w:tabs>
+        <w:ind w:left="360" w:hanging="360"/>
+        <w:rPr>
+          <w:rFonts w:asciiTheme="majorHAnsi" w:hAnsiTheme="majorHAnsi" w:cstheme="majorHAnsi"/>
+          <w:color w:val="808080" w:themeColor="background1" w:themeShade="80"/>
+          <w:sz w:val="20"/>
+          <w:szCs w:val="20"/>
+        </w:rPr>
+      </w:pPr>
+      <w:r>
+        <w:rPr>
+          <w:rFonts w:asciiTheme="majorHAnsi" w:hAnsiTheme="majorHAnsi" w:cstheme="majorHAnsi"/>
+          <w:b/>
+          <w:sz w:val="20"/>
+          <w:szCs w:val="20"/>
+        </w:rPr>
+        <w:t xml:space="preserve">Research </w:t>
+      </w:r>
+      <w:r>
+        <w:rPr>
+          <w:rFonts w:asciiTheme="majorHAnsi" w:hAnsiTheme="majorHAnsi" w:cstheme="majorHAnsi"/>
+          <w:b/>
+          <w:sz w:val="20"/>
+          <w:szCs w:val="20"/>
+        </w:rPr>
+        <w:t>Assistant,</w:t>
+      </w:r>
+      <w:r>
+        <w:rPr>
+          <w:rFonts w:asciiTheme="majorHAnsi" w:hAnsiTheme="majorHAnsi" w:cstheme="majorHAnsi"/>
+          <w:sz w:val="20"/>
+          <w:szCs w:val="20"/>
+        </w:rPr>
+        <w:t xml:space="preserve"> </w:t>
+      </w:r>
+      <w:r>
+        <w:rPr>
+          <w:rFonts w:asciiTheme="majorHAnsi" w:hAnsiTheme="majorHAnsi" w:cstheme="majorHAnsi"/>
+          <w:sz w:val="20"/>
+          <w:szCs w:val="20"/>
+        </w:rPr>
+        <w:t>Benha</w:t>
+      </w:r>
+      <w:r>
+        <w:rPr>
+          <w:rFonts w:asciiTheme="majorHAnsi" w:hAnsiTheme="majorHAnsi" w:cstheme="majorHAnsi"/>
+          <w:sz w:val="20"/>
+          <w:szCs w:val="20"/>
+        </w:rPr>
+        <w:t xml:space="preserve"> </w:t>
+      </w:r>
+      <w:r>
+        <w:rPr>
+          <w:rFonts w:asciiTheme="majorHAnsi" w:hAnsiTheme="majorHAnsi" w:cstheme="majorHAnsi"/>
+          <w:sz w:val="20"/>
+          <w:szCs w:val="20"/>
+        </w:rPr>
+        <w:t>University</w:t>
+      </w:r>
+      <w:bookmarkStart w:id="1" w:name="_Hlk120866209"/>
+      <w:r>
+        <w:rPr>
+          <w:rFonts w:asciiTheme="majorHAnsi" w:hAnsiTheme="majorHAnsi" w:cstheme="majorHAnsi"/>
+          <w:sz w:val="20"/>
+          <w:szCs w:val="20"/>
+        </w:rPr>
+        <w:t>, Dept</w:t>
+      </w:r>
+      <w:r>
+        <w:rPr>
+          <w:rFonts w:asciiTheme="majorHAnsi" w:hAnsiTheme="majorHAnsi" w:cstheme="majorHAnsi"/>
+          <w:sz w:val="20"/>
+          <w:szCs w:val="20"/>
+        </w:rPr>
+        <w:t>.</w:t>
+      </w:r>
+      <w:r>
+        <w:rPr>
+          <w:rFonts w:asciiTheme="majorHAnsi" w:hAnsiTheme="majorHAnsi" w:cstheme="majorHAnsi"/>
+          <w:sz w:val="20"/>
+          <w:szCs w:val="20"/>
+        </w:rPr>
+        <w:t xml:space="preserve"> of </w:t>
+      </w:r>
+      <w:r>
+        <w:rPr>
+          <w:rFonts w:asciiTheme="majorHAnsi" w:hAnsiTheme="majorHAnsi" w:cstheme="majorHAnsi"/>
+          <w:sz w:val="20"/>
+          <w:szCs w:val="20"/>
+        </w:rPr>
+        <w:t>Electrical</w:t>
+      </w:r>
+      <w:r>
+        <w:rPr>
+          <w:rFonts w:asciiTheme="majorHAnsi" w:hAnsiTheme="majorHAnsi" w:cstheme="majorHAnsi"/>
+          <w:sz w:val="20"/>
+          <w:szCs w:val="20"/>
+        </w:rPr>
+        <w:t xml:space="preserve"> Engineering, </w:t>
+      </w:r>
+      <w:r>
+        <w:rPr>
+          <w:rFonts w:asciiTheme="majorHAnsi" w:hAnsiTheme="majorHAnsi" w:cstheme="majorHAnsi"/>
+          <w:sz w:val="20"/>
+          <w:szCs w:val="20"/>
+        </w:rPr>
+        <w:t>Benha</w:t>
+      </w:r>
+      <w:r>
+        <w:rPr>
+          <w:rFonts w:asciiTheme="majorHAnsi" w:hAnsiTheme="majorHAnsi" w:cstheme="majorHAnsi"/>
+          <w:sz w:val="20"/>
+          <w:szCs w:val="20"/>
+        </w:rPr>
+        <w:t xml:space="preserve">, </w:t>
+      </w:r>
+      <w:r>
+        <w:rPr>
+          <w:rFonts w:asciiTheme="majorHAnsi" w:hAnsiTheme="majorHAnsi" w:cstheme="majorHAnsi"/>
+          <w:sz w:val="20"/>
+          <w:szCs w:val="20"/>
+        </w:rPr>
+        <w:t>Egypt</w:t>
+      </w:r>
+      <w:bookmarkEnd w:id="1"/>
+      <w:r>
+        <w:rPr>
+          <w:rFonts w:asciiTheme="majorHAnsi" w:hAnsiTheme="majorHAnsi" w:cstheme="majorHAnsi"/>
+          <w:sz w:val="20"/>
+          <w:szCs w:val="20"/>
+        </w:rPr>
+        <w:tab/>
+      </w:r>
+      <w:r>
+        <w:rPr>
+          <w:rFonts w:asciiTheme="majorHAnsi" w:hAnsiTheme="majorHAnsi" w:cstheme="majorHAnsi"/>
+          <w:sz w:val="20"/>
+          <w:szCs w:val="20"/>
+        </w:rPr>
+        <w:t>201</w:t>
+      </w:r>
+      <w:r>
+        <w:rPr>
+          <w:rFonts w:asciiTheme="majorHAnsi" w:hAnsiTheme="majorHAnsi" w:cstheme="majorHAnsi"/>
+          <w:sz w:val="20"/>
+          <w:szCs w:val="20"/>
+        </w:rPr>
+        <w:t>4</w:t>
+      </w:r>
+      <w:r>
+        <w:rPr>
+          <w:rFonts w:asciiTheme="majorHAnsi" w:hAnsiTheme="majorHAnsi" w:cstheme="majorHAnsi"/>
+          <w:sz w:val="20"/>
+          <w:szCs w:val="20"/>
+        </w:rPr>
+        <w:t xml:space="preserve">– </w:t>
+      </w:r>
+      <w:r>
+        <w:rPr>
+          <w:rFonts w:asciiTheme="majorHAnsi" w:hAnsiTheme="majorHAnsi" w:cstheme="majorHAnsi"/>
+          <w:sz w:val="20"/>
+          <w:szCs w:val="20"/>
+        </w:rPr>
+        <w:t>20</w:t>
+      </w:r>
+      <w:r>
+        <w:rPr>
+          <w:rFonts w:asciiTheme="majorHAnsi" w:hAnsiTheme="majorHAnsi" w:cstheme="majorHAnsi"/>
+          <w:sz w:val="20"/>
+          <w:szCs w:val="20"/>
+        </w:rPr>
+        <w:t>19</w:t>
+      </w:r>
+    </w:p>
+    <w:p>
+      <w:pPr>
+        <w:pStyle w:val="ListParagraph"/>
+        <w:numPr>
+          <w:ilvl w:val="0"/>
+          <w:numId w:val="2"/>
+        </w:numPr>
+        <w:tabs>
+          <w:tab w:val="right" w:pos="0"/>
+          <w:tab w:val="left" w:pos="360"/>
+          <w:tab w:val="right" w:pos="10200"/>
+        </w:tabs>
+        <w:rPr>
+          <w:rFonts w:asciiTheme="majorHAnsi" w:hAnsiTheme="majorHAnsi" w:cstheme="majorHAnsi"/>
+          <w:sz w:val="20"/>
+          <w:szCs w:val="20"/>
+        </w:rPr>
+      </w:pPr>
+      <w:r>
+        <w:rPr>
+          <w:rFonts w:asciiTheme="majorHAnsi" w:hAnsiTheme="majorHAnsi" w:cstheme="majorHAnsi"/>
+          <w:sz w:val="20"/>
+          <w:szCs w:val="20"/>
+        </w:rPr>
+        <w:t>Design</w:t>
+      </w:r>
+      <w:r>
+        <w:rPr>
+          <w:rFonts w:asciiTheme="majorHAnsi" w:hAnsiTheme="majorHAnsi" w:cstheme="majorHAnsi"/>
+          <w:sz w:val="20"/>
+          <w:szCs w:val="20"/>
+        </w:rPr>
+        <w:t xml:space="preserve"> multi-modem based on Software Defined Radio (SDR)</w:t>
+      </w:r>
+      <w:r>
+        <w:rPr>
+          <w:rFonts w:asciiTheme="majorHAnsi" w:hAnsiTheme="majorHAnsi" w:cstheme="majorHAnsi"/>
+          <w:sz w:val="20"/>
+          <w:szCs w:val="20"/>
+        </w:rPr>
+        <w:t>,</w:t>
+      </w:r>
+    </w:p>
+    <w:p>
+      <w:pPr>
+        <w:pStyle w:val="ListParagraph"/>
+        <w:numPr>
+          <w:ilvl w:val="0"/>
+          <w:numId w:val="2"/>
+        </w:numPr>
+        <w:tabs>
+          <w:tab w:val="right" w:pos="0"/>
+          <w:tab w:val="left" w:pos="360"/>
+          <w:tab w:val="right" w:pos="10200"/>
+        </w:tabs>
+        <w:rPr>
+          <w:rFonts w:asciiTheme="majorHAnsi" w:hAnsiTheme="majorHAnsi" w:cstheme="majorHAnsi"/>
+          <w:sz w:val="20"/>
+          <w:szCs w:val="20"/>
+        </w:rPr>
+      </w:pPr>
+      <w:r>
+        <w:rPr>
+          <w:rFonts w:asciiTheme="majorHAnsi" w:hAnsiTheme="majorHAnsi" w:cstheme="majorHAnsi"/>
+          <w:sz w:val="20"/>
+          <w:szCs w:val="20"/>
+        </w:rPr>
+        <w:t>Design an algorithm to estimate the signal to noise ratio</w:t>
+      </w:r>
+      <w:r>
+        <w:rPr>
+          <w:rFonts w:asciiTheme="majorHAnsi" w:hAnsiTheme="majorHAnsi" w:cstheme="majorHAnsi"/>
+          <w:sz w:val="20"/>
+          <w:szCs w:val="20"/>
+        </w:rPr>
+        <w:t>.</w:t>
+      </w:r>
+    </w:p>
+    <w:p>
+      <w:pPr>
+        <w:pStyle w:val="ListParagraph"/>
+        <w:tabs>
+          <w:tab w:val="right" w:pos="0"/>
+          <w:tab w:val="left" w:pos="360"/>
+          <w:tab w:val="right" w:pos="10200"/>
+        </w:tabs>
+        <w:ind w:left="360"/>
+        <w:rPr>
+          <w:rFonts w:asciiTheme="majorHAnsi" w:hAnsiTheme="majorHAnsi" w:cstheme="majorHAnsi"/>
+          <w:sz w:val="20"/>
+          <w:szCs w:val="20"/>
+        </w:rPr>
+      </w:pPr>
+    </w:p>
+    <w:p>
+      <w:pPr>
+        <w:tabs>
+          <w:tab w:val="right" w:pos="0"/>
+          <w:tab w:val="left" w:pos="360"/>
+          <w:tab w:val="right" w:pos="10200"/>
+        </w:tabs>
+        <w:ind w:left="360" w:hanging="360"/>
+        <w:rPr>
+          <w:rFonts w:asciiTheme="majorHAnsi" w:hAnsiTheme="majorHAnsi" w:cstheme="majorHAnsi"/>
+          <w:color w:val="808080" w:themeColor="background1" w:themeShade="80"/>
+          <w:sz w:val="20"/>
+          <w:szCs w:val="20"/>
+        </w:rPr>
+      </w:pPr>
+      <w:r>
+        <w:rPr>
+          <w:rFonts w:asciiTheme="majorHAnsi" w:hAnsiTheme="majorHAnsi" w:cstheme="majorHAnsi"/>
+          <w:b/>
+          <w:sz w:val="20"/>
+          <w:szCs w:val="20"/>
+        </w:rPr>
+        <w:t xml:space="preserve">Teaching Assistant </w:t>
+      </w:r>
+      <w:r>
+        <w:rPr>
+          <w:rFonts w:asciiTheme="majorHAnsi" w:hAnsiTheme="majorHAnsi" w:cstheme="majorHAnsi"/>
+          <w:b/>
+          <w:sz w:val="20"/>
+          <w:szCs w:val="20"/>
+        </w:rPr>
+        <w:t>,</w:t>
+      </w:r>
+      <w:r>
+        <w:rPr>
+          <w:rFonts w:asciiTheme="majorHAnsi" w:hAnsiTheme="majorHAnsi" w:cstheme="majorHAnsi" w:hint="cs"/>
+          <w:sz w:val="20"/>
+          <w:szCs w:val="20"/>
+          <w:rtl/>
+        </w:rPr>
+        <w:t xml:space="preserve"> </w:t>
+      </w:r>
+      <w:r>
+        <w:rPr>
+          <w:rFonts w:asciiTheme="majorHAnsi" w:hAnsiTheme="majorHAnsi" w:cstheme="majorHAnsi"/>
+          <w:sz w:val="20"/>
+          <w:szCs w:val="20"/>
+        </w:rPr>
+        <w:t>Ontario Tech</w:t>
+      </w:r>
+      <w:r>
+        <w:rPr>
+          <w:rFonts w:asciiTheme="majorHAnsi" w:hAnsiTheme="majorHAnsi" w:cstheme="majorHAnsi"/>
+          <w:sz w:val="20"/>
+          <w:szCs w:val="20"/>
+        </w:rPr>
+        <w:t xml:space="preserve"> University,</w:t>
+      </w:r>
+      <w:r>
+        <w:rPr>
+          <w:rFonts w:asciiTheme="majorHAnsi" w:hAnsiTheme="majorHAnsi" w:cstheme="majorHAnsi"/>
+          <w:sz w:val="20"/>
+          <w:szCs w:val="20"/>
+        </w:rPr>
+        <w:t xml:space="preserve"> Dept Electrical, Computer</w:t>
+      </w:r>
+      <w:r>
+        <w:rPr>
+          <w:rFonts w:asciiTheme="majorHAnsi" w:hAnsiTheme="majorHAnsi" w:cstheme="majorHAnsi"/>
+          <w:sz w:val="20"/>
+          <w:szCs w:val="20"/>
+        </w:rPr>
+        <w:t xml:space="preserve">, and </w:t>
+      </w:r>
+      <w:r>
+        <w:rPr>
+          <w:rFonts w:asciiTheme="majorHAnsi" w:hAnsiTheme="majorHAnsi" w:cstheme="majorHAnsi"/>
+          <w:sz w:val="20"/>
+          <w:szCs w:val="20"/>
+        </w:rPr>
+        <w:t>Software Eng</w:t>
+      </w:r>
+      <w:r>
+        <w:rPr>
+          <w:rFonts w:asciiTheme="majorHAnsi" w:hAnsiTheme="majorHAnsi" w:cstheme="majorHAnsi"/>
+          <w:sz w:val="20"/>
+          <w:szCs w:val="20"/>
+        </w:rPr>
+        <w:t>.</w:t>
+      </w:r>
+      <w:r>
+        <w:rPr>
+          <w:rFonts w:asciiTheme="majorHAnsi" w:hAnsiTheme="majorHAnsi" w:cstheme="majorHAnsi"/>
+          <w:sz w:val="20"/>
+          <w:szCs w:val="20"/>
+        </w:rPr>
+        <w:t>, Ontario, Canada</w:t>
+      </w:r>
+      <w:r>
+        <w:rPr>
+          <w:rFonts w:asciiTheme="majorHAnsi" w:hAnsiTheme="majorHAnsi" w:cstheme="majorHAnsi"/>
+          <w:sz w:val="20"/>
+          <w:szCs w:val="20"/>
+        </w:rPr>
+        <w:tab/>
+      </w:r>
+      <w:r>
+        <w:rPr>
+          <w:rFonts w:asciiTheme="majorHAnsi" w:hAnsiTheme="majorHAnsi" w:cstheme="majorHAnsi"/>
+          <w:sz w:val="20"/>
+          <w:szCs w:val="20"/>
+        </w:rPr>
+        <w:t>20</w:t>
+      </w:r>
+      <w:r>
+        <w:rPr>
+          <w:rFonts w:asciiTheme="majorHAnsi" w:hAnsiTheme="majorHAnsi" w:cstheme="majorHAnsi"/>
+          <w:sz w:val="20"/>
+          <w:szCs w:val="20"/>
+        </w:rPr>
+        <w:t>20</w:t>
+      </w:r>
+      <w:r>
+        <w:rPr>
+          <w:rFonts w:asciiTheme="majorHAnsi" w:hAnsiTheme="majorHAnsi" w:cstheme="majorHAnsi"/>
+          <w:sz w:val="20"/>
+          <w:szCs w:val="20"/>
+        </w:rPr>
+        <w:t xml:space="preserve"> – </w:t>
+      </w:r>
+      <w:r>
+        <w:rPr>
+          <w:rFonts w:asciiTheme="majorHAnsi" w:hAnsiTheme="majorHAnsi" w:cstheme="majorHAnsi"/>
+          <w:sz w:val="20"/>
+          <w:szCs w:val="20"/>
+        </w:rPr>
+        <w:t>present</w:t>
+      </w:r>
+    </w:p>
+    <w:p>
+      <w:pPr>
+        <w:pStyle w:val="ListParagraph"/>
+        <w:numPr>
+          <w:ilvl w:val="0"/>
+          <w:numId w:val="2"/>
+        </w:numPr>
+        <w:tabs>
+          <w:tab w:val="right" w:pos="0"/>
+          <w:tab w:val="left" w:pos="360"/>
+          <w:tab w:val="right" w:pos="10200"/>
+        </w:tabs>
+        <w:rPr>
+          <w:rFonts w:asciiTheme="majorHAnsi" w:hAnsiTheme="majorHAnsi" w:cstheme="majorHAnsi"/>
+          <w:sz w:val="20"/>
+          <w:szCs w:val="20"/>
+        </w:rPr>
+      </w:pPr>
+      <w:r>
+        <w:rPr>
+          <w:rFonts w:asciiTheme="majorHAnsi" w:hAnsiTheme="majorHAnsi" w:cstheme="majorHAnsi"/>
+          <w:sz w:val="20"/>
+          <w:szCs w:val="20"/>
+        </w:rPr>
         <w:t xml:space="preserve">Teaching/Leading tutorial in Software Engineering courses: </w:t>
       </w:r>
     </w:p>
@@ -2354,9 +2435,8 @@
           <w:sz w:val="20"/>
           <w:szCs w:val="20"/>
         </w:rPr>
-        <w:t xml:space="preserve">Teaching </w:t>
-      </w:r>
-      <w:proofErr w:type="gramStart"/>
+        <w:t xml:space="preserve">Teaching Assistant </w:t>
+      </w:r>
       <w:r>
         <w:rPr>
           <w:rFonts w:asciiTheme="majorHAnsi" w:hAnsiTheme="majorHAnsi" w:cstheme="majorHAnsi"/>
@@ -2364,18 +2444,8 @@
           <w:sz w:val="20"/>
           <w:szCs w:val="20"/>
         </w:rPr>
-        <w:t xml:space="preserve">Assistant </w:t>
-      </w:r>
-      <w:r>
-        <w:rPr>
-          <w:rFonts w:asciiTheme="majorHAnsi" w:hAnsiTheme="majorHAnsi" w:cstheme="majorHAnsi"/>
-          <w:b/>
-          <w:sz w:val="20"/>
-          <w:szCs w:val="20"/>
-        </w:rPr>
         <w:t>,</w:t>
       </w:r>
-      <w:proofErr w:type="gramEnd"/>
       <w:r>
         <w:rPr>
           <w:rFonts w:asciiTheme="majorHAnsi" w:hAnsiTheme="majorHAnsi" w:cstheme="majorHAnsi" w:hint="cs"/>
@@ -2385,7 +2455,6 @@
         </w:rPr>
         <w:t xml:space="preserve"> </w:t>
       </w:r>
-      <w:proofErr w:type="spellStart"/>
       <w:r>
         <w:rPr>
           <w:rFonts w:asciiTheme="majorHAnsi" w:hAnsiTheme="majorHAnsi" w:cstheme="majorHAnsi"/>
@@ -2394,7 +2463,6 @@
         </w:rPr>
         <w:t>Benha</w:t>
       </w:r>
-      <w:proofErr w:type="spellEnd"/>
       <w:r>
         <w:rPr>
           <w:rFonts w:asciiTheme="majorHAnsi" w:hAnsiTheme="majorHAnsi" w:cstheme="majorHAnsi"/>
@@ -2417,25 +2485,7 @@
           <w:sz w:val="20"/>
           <w:szCs w:val="20"/>
         </w:rPr>
-        <w:t xml:space="preserve">, Dept. of Electrical Engineering, </w:t>
-      </w:r>
-      <w:proofErr w:type="spellStart"/>
-      <w:r>
-        <w:rPr>
-          <w:rFonts w:asciiTheme="majorHAnsi" w:hAnsiTheme="majorHAnsi" w:cstheme="majorHAnsi"/>
-          <w:sz w:val="20"/>
-          <w:szCs w:val="20"/>
-        </w:rPr>
-        <w:t>Benha</w:t>
-      </w:r>
-      <w:proofErr w:type="spellEnd"/>
-      <w:r>
-        <w:rPr>
-          <w:rFonts w:asciiTheme="majorHAnsi" w:hAnsiTheme="majorHAnsi" w:cstheme="majorHAnsi"/>
-          <w:sz w:val="20"/>
-          <w:szCs w:val="20"/>
-        </w:rPr>
-        <w:t>, Egypt</w:t>
+        <w:t xml:space="preserve"> Dept. of Electrical Engineering, Benha, Egypt</w:t>
       </w:r>
       <w:r>
         <w:rPr>
@@ -2605,16 +2655,14 @@
     </w:p>
     <w:p>
       <w:pPr>
-        <w:pStyle w:val="ListParagraph"/>
         <w:tabs>
           <w:tab w:val="right" w:pos="0"/>
           <w:tab w:val="left" w:pos="360"/>
           <w:tab w:val="right" w:pos="10200"/>
         </w:tabs>
-        <w:ind w:left="360"/>
-        <w:rPr>
-          <w:rFonts w:asciiTheme="majorHAnsi" w:hAnsiTheme="majorHAnsi" w:cstheme="majorHAnsi"/>
-          <w:color w:val="FF0000"/>
+        <w:rPr>
+          <w:rFonts w:asciiTheme="majorHAnsi" w:hAnsiTheme="majorHAnsi" w:cstheme="majorHAnsi"/>
+          <w:color w:val="0D0D0D" w:themeColor="text1" w:themeTint="F2"/>
           <w:sz w:val="20"/>
           <w:szCs w:val="20"/>
         </w:rPr>
@@ -2643,7 +2691,6 @@
         </w:rPr>
         <w:t xml:space="preserve">Part-time Teaching </w:t>
       </w:r>
-      <w:proofErr w:type="gramStart"/>
       <w:r>
         <w:rPr>
           <w:rFonts w:asciiTheme="majorHAnsi" w:hAnsiTheme="majorHAnsi" w:cstheme="majorHAnsi"/>
@@ -2651,18 +2698,8 @@
           <w:sz w:val="20"/>
           <w:szCs w:val="20"/>
         </w:rPr>
-        <w:t xml:space="preserve">Assistant </w:t>
-      </w:r>
-      <w:r>
-        <w:rPr>
-          <w:rFonts w:asciiTheme="majorHAnsi" w:hAnsiTheme="majorHAnsi" w:cstheme="majorHAnsi"/>
-          <w:b/>
-          <w:sz w:val="20"/>
-          <w:szCs w:val="20"/>
-        </w:rPr>
-        <w:t>,</w:t>
-      </w:r>
-      <w:proofErr w:type="gramEnd"/>
+        <w:t>Assistant,</w:t>
+      </w:r>
       <w:r>
         <w:rPr>
           <w:rFonts w:asciiTheme="majorHAnsi" w:hAnsiTheme="majorHAnsi" w:cstheme="majorHAnsi" w:hint="cs"/>
@@ -2672,50 +2709,30 @@
         </w:rPr>
         <w:t xml:space="preserve"> </w:t>
       </w:r>
-      <w:proofErr w:type="spellStart"/>
-      <w:r>
-        <w:rPr>
-          <w:rFonts w:asciiTheme="majorHAnsi" w:hAnsiTheme="majorHAnsi" w:cstheme="majorHAnsi"/>
-          <w:sz w:val="20"/>
-          <w:szCs w:val="20"/>
-        </w:rPr>
-        <w:t>Benha</w:t>
-      </w:r>
-      <w:proofErr w:type="spellEnd"/>
-      <w:r>
-        <w:rPr>
-          <w:rFonts w:asciiTheme="majorHAnsi" w:hAnsiTheme="majorHAnsi" w:cstheme="majorHAnsi"/>
-          <w:sz w:val="20"/>
-          <w:szCs w:val="20"/>
-        </w:rPr>
-        <w:t xml:space="preserve"> University,</w:t>
-      </w:r>
-      <w:r>
-        <w:rPr>
-          <w:rFonts w:asciiTheme="majorHAnsi" w:hAnsiTheme="majorHAnsi" w:cstheme="majorHAnsi"/>
-          <w:sz w:val="20"/>
-          <w:szCs w:val="20"/>
-        </w:rPr>
-        <w:t xml:space="preserve"> </w:t>
-      </w:r>
-      <w:r>
-        <w:rPr>
-          <w:rFonts w:asciiTheme="majorHAnsi" w:hAnsiTheme="majorHAnsi" w:cstheme="majorHAnsi"/>
-          <w:sz w:val="20"/>
-          <w:szCs w:val="20"/>
-        </w:rPr>
-        <w:t xml:space="preserve">, Dept. of Electrical Engineering, </w:t>
-      </w:r>
-      <w:proofErr w:type="spellStart"/>
-      <w:r>
-        <w:rPr>
-          <w:rFonts w:asciiTheme="majorHAnsi" w:hAnsiTheme="majorHAnsi" w:cstheme="majorHAnsi"/>
-          <w:sz w:val="20"/>
-          <w:szCs w:val="20"/>
-        </w:rPr>
-        <w:t>Benha</w:t>
-      </w:r>
-      <w:proofErr w:type="spellEnd"/>
+      <w:r>
+        <w:rPr>
+          <w:rFonts w:asciiTheme="majorHAnsi" w:hAnsiTheme="majorHAnsi" w:cstheme="majorHAnsi"/>
+          <w:sz w:val="20"/>
+          <w:szCs w:val="20"/>
+        </w:rPr>
+        <w:t>Arab Academy for Science, Technology &amp; Maritime Transport-Smart village</w:t>
+      </w:r>
+      <w:r>
+        <w:rPr>
+          <w:rFonts w:asciiTheme="majorHAnsi" w:hAnsiTheme="majorHAnsi" w:cstheme="majorHAnsi"/>
+          <w:sz w:val="20"/>
+          <w:szCs w:val="20"/>
+        </w:rPr>
+        <w:t xml:space="preserve">, </w:t>
+      </w:r>
+      <w:r>
+        <w:rPr>
+          <w:rFonts w:asciiTheme="majorHAnsi" w:hAnsiTheme="majorHAnsi" w:cstheme="majorHAnsi"/>
+          <w:sz w:val="20"/>
+          <w:szCs w:val="20"/>
+        </w:rPr>
+        <w:t>Giza</w:t>
+      </w:r>
       <w:r>
         <w:rPr>
           <w:rFonts w:asciiTheme="majorHAnsi" w:hAnsiTheme="majorHAnsi" w:cstheme="majorHAnsi"/>
@@ -2811,29 +2828,131 @@
     <w:p>
       <w:pPr>
         <w:tabs>
+          <w:tab w:val="left" w:pos="360"/>
+          <w:tab w:val="right" w:pos="10200"/>
+        </w:tabs>
+        <w:spacing w:before="240" w:after="80"/>
+        <w:ind w:left="360" w:hanging="360"/>
+        <w:rPr>
+          <w:rFonts w:asciiTheme="majorHAnsi" w:hAnsiTheme="majorHAnsi" w:cstheme="majorHAnsi"/>
+          <w:b/>
+          <w:color w:val="17365D"/>
+          <w:sz w:val="22"/>
+          <w:szCs w:val="22"/>
+        </w:rPr>
+      </w:pPr>
+      <w:r>
+        <w:rPr>
+          <w:rFonts w:asciiTheme="majorHAnsi" w:hAnsiTheme="majorHAnsi" w:cstheme="majorHAnsi"/>
+          <w:b/>
+          <w:noProof/>
+          <w:color w:val="17365D"/>
+          <w:sz w:val="22"/>
+          <w:szCs w:val="22"/>
+          <w:lang w:val="en-CA" w:eastAsia="en-CA"/>
+        </w:rPr>
+        <mc:AlternateContent>
+          <mc:Choice Requires="wps">
+            <w:drawing>
+              <wp:anchor distT="4294967295" distB="4294967295" distL="114300" distR="114300" simplePos="0" relativeHeight="251681792" behindDoc="0" locked="0" layoutInCell="1" allowOverlap="1" wp14:anchorId="08EBA415" wp14:editId="53026610">
+                <wp:simplePos x="0" y="0"/>
+                <wp:positionH relativeFrom="column">
+                  <wp:posOffset>0</wp:posOffset>
+                </wp:positionH>
+                <wp:positionV relativeFrom="paragraph">
+                  <wp:posOffset>311149</wp:posOffset>
+                </wp:positionV>
+                <wp:extent cx="6489065" cy="0"/>
+                <wp:effectExtent l="0" t="0" r="26035" b="19050"/>
+                <wp:wrapNone/>
+                <wp:docPr id="6" name="Straight Connector 6"/>
+                <wp:cNvGraphicFramePr>
+                  <a:graphicFrameLocks xmlns:a="http://schemas.openxmlformats.org/drawingml/2006/main"/>
+                </wp:cNvGraphicFramePr>
+                <a:graphic xmlns:a="http://schemas.openxmlformats.org/drawingml/2006/main">
+                  <a:graphicData uri="http://schemas.microsoft.com/office/word/2010/wordprocessingShape">
+                    <wps:wsp>
+                      <wps:cNvCnPr>
+                        <a:cxnSpLocks/>
+                      </wps:cNvCnPr>
+                      <wps:spPr>
+                        <a:xfrm>
+                          <a:off x="0" y="0"/>
+                          <a:ext cx="6489065" cy="0"/>
+                        </a:xfrm>
+                        <a:prstGeom prst="line">
+                          <a:avLst/>
+                        </a:prstGeom>
+                        <a:ln w="6350" cmpd="sng">
+                          <a:solidFill>
+                            <a:schemeClr val="bg1">
+                              <a:lumMod val="75000"/>
+                            </a:schemeClr>
+                          </a:solidFill>
+                        </a:ln>
+                        <a:effectLst/>
+                      </wps:spPr>
+                      <wps:style>
+                        <a:lnRef idx="2">
+                          <a:schemeClr val="accent1"/>
+                        </a:lnRef>
+                        <a:fillRef idx="0">
+                          <a:schemeClr val="accent1"/>
+                        </a:fillRef>
+                        <a:effectRef idx="1">
+                          <a:schemeClr val="accent1"/>
+                        </a:effectRef>
+                        <a:fontRef idx="minor">
+                          <a:schemeClr val="tx1"/>
+                        </a:fontRef>
+                      </wps:style>
+                      <wps:bodyPr/>
+                    </wps:wsp>
+                  </a:graphicData>
+                </a:graphic>
+                <wp14:sizeRelH relativeFrom="page">
+                  <wp14:pctWidth>0</wp14:pctWidth>
+                </wp14:sizeRelH>
+                <wp14:sizeRelV relativeFrom="page">
+                  <wp14:pctHeight>0</wp14:pctHeight>
+                </wp14:sizeRelV>
+              </wp:anchor>
+            </w:drawing>
+          </mc:Choice>
+          <mc:Fallback>
+            <w:pict>
+              <v:line w14:anchorId="339DE854" id="Straight Connector 6" o:spid="_x0000_s1026" style="position:absolute;z-index:251681792;visibility:visible;mso-wrap-style:square;mso-width-percent:0;mso-height-percent:0;mso-wrap-distance-left:9pt;mso-wrap-distance-top:-3e-5mm;mso-wrap-distance-right:9pt;mso-wrap-distance-bottom:-3e-5mm;mso-position-horizontal:absolute;mso-position-horizontal-relative:text;mso-position-vertical:absolute;mso-position-vertical-relative:text;mso-width-percent:0;mso-height-percent:0;mso-width-relative:page;mso-height-relative:page" from="0,24.5pt" to="510.95pt,24.5pt" o:gfxdata="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" strokecolor="#bfbfbf [2412]" strokeweight=".5pt">
+                <o:lock v:ext="edit" shapetype="f"/>
+              </v:line>
+            </w:pict>
+          </mc:Fallback>
+        </mc:AlternateContent>
+      </w:r>
+      <w:r>
+        <w:rPr>
+          <w:rFonts w:asciiTheme="majorHAnsi" w:hAnsiTheme="majorHAnsi" w:cstheme="majorHAnsi"/>
+          <w:b/>
+          <w:color w:val="17365D"/>
+          <w:sz w:val="22"/>
+          <w:szCs w:val="22"/>
+        </w:rPr>
+        <w:t xml:space="preserve">EDUCATION </w:t>
+      </w:r>
+    </w:p>
+    <w:p>
+      <w:pPr>
+        <w:tabs>
           <w:tab w:val="right" w:pos="0"/>
           <w:tab w:val="left" w:pos="360"/>
           <w:tab w:val="right" w:pos="10200"/>
         </w:tabs>
-        <w:ind w:left="360" w:hanging="360"/>
-        <w:rPr>
-          <w:rFonts w:asciiTheme="majorHAnsi" w:hAnsiTheme="majorHAnsi" w:cstheme="majorHAnsi"/>
-          <w:color w:val="808080" w:themeColor="background1" w:themeShade="80"/>
-          <w:sz w:val="20"/>
-          <w:szCs w:val="20"/>
-          <w:rtl/>
-          <w:lang w:bidi="ar-JO"/>
-        </w:rPr>
-      </w:pPr>
-      <w:r>
         <w:rPr>
           <w:rFonts w:asciiTheme="majorHAnsi" w:hAnsiTheme="majorHAnsi" w:cstheme="majorHAnsi"/>
           <w:b/>
           <w:sz w:val="20"/>
           <w:szCs w:val="20"/>
         </w:rPr>
-        <w:t>Co-Founder</w:t>
-      </w:r>
+      </w:pPr>
       <w:r>
         <w:rPr>
           <w:rFonts w:asciiTheme="majorHAnsi" w:hAnsiTheme="majorHAnsi" w:cstheme="majorHAnsi"/>
@@ -2841,6 +2960,129 @@
           <w:sz w:val="20"/>
           <w:szCs w:val="20"/>
         </w:rPr>
+        <w:t xml:space="preserve">Master of Science in Electrical Engineering,  </w:t>
+      </w:r>
+      <w:r>
+        <w:rPr>
+          <w:rFonts w:asciiTheme="majorHAnsi" w:hAnsiTheme="majorHAnsi" w:cstheme="majorHAnsi"/>
+          <w:sz w:val="20"/>
+          <w:szCs w:val="20"/>
+        </w:rPr>
+        <w:t>Benha</w:t>
+      </w:r>
+      <w:r>
+        <w:rPr>
+          <w:rFonts w:asciiTheme="majorHAnsi" w:hAnsiTheme="majorHAnsi" w:cstheme="majorHAnsi"/>
+          <w:sz w:val="20"/>
+          <w:szCs w:val="20"/>
+        </w:rPr>
+        <w:t xml:space="preserve"> University, </w:t>
+      </w:r>
+      <w:r>
+        <w:rPr>
+          <w:rFonts w:asciiTheme="majorHAnsi" w:hAnsiTheme="majorHAnsi" w:cstheme="majorHAnsi"/>
+          <w:sz w:val="20"/>
+          <w:szCs w:val="20"/>
+        </w:rPr>
+        <w:t>Benha</w:t>
+      </w:r>
+      <w:r>
+        <w:rPr>
+          <w:rFonts w:asciiTheme="majorHAnsi" w:hAnsiTheme="majorHAnsi" w:cstheme="majorHAnsi"/>
+          <w:sz w:val="20"/>
+          <w:szCs w:val="20"/>
+        </w:rPr>
+        <w:t xml:space="preserve">, </w:t>
+      </w:r>
+      <w:r>
+        <w:rPr>
+          <w:rFonts w:asciiTheme="majorHAnsi" w:hAnsiTheme="majorHAnsi" w:cstheme="majorHAnsi"/>
+          <w:sz w:val="20"/>
+          <w:szCs w:val="20"/>
+        </w:rPr>
+        <w:t xml:space="preserve">Egypt </w:t>
+      </w:r>
+      <w:r>
+        <w:rPr>
+          <w:rFonts w:asciiTheme="majorHAnsi" w:hAnsiTheme="majorHAnsi" w:cstheme="majorHAnsi"/>
+          <w:sz w:val="20"/>
+          <w:szCs w:val="20"/>
+        </w:rPr>
+        <w:tab/>
+        <w:t>2018</w:t>
+      </w:r>
+    </w:p>
+    <w:p>
+      <w:pPr>
+        <w:tabs>
+          <w:tab w:val="right" w:pos="0"/>
+          <w:tab w:val="left" w:pos="360"/>
+          <w:tab w:val="right" w:pos="10200"/>
+        </w:tabs>
+        <w:rPr>
+          <w:rFonts w:asciiTheme="majorHAnsi" w:hAnsiTheme="majorHAnsi" w:cstheme="majorHAnsi"/>
+          <w:sz w:val="20"/>
+          <w:szCs w:val="20"/>
+        </w:rPr>
+      </w:pPr>
+      <w:r>
+        <w:rPr>
+          <w:rFonts w:asciiTheme="majorHAnsi" w:hAnsiTheme="majorHAnsi" w:cstheme="majorHAnsi"/>
+          <w:b/>
+          <w:sz w:val="20"/>
+          <w:szCs w:val="20"/>
+        </w:rPr>
+        <w:t xml:space="preserve">Bachelor of </w:t>
+      </w:r>
+      <w:r>
+        <w:rPr>
+          <w:rFonts w:asciiTheme="majorHAnsi" w:hAnsiTheme="majorHAnsi" w:cstheme="majorHAnsi"/>
+          <w:b/>
+          <w:sz w:val="20"/>
+          <w:szCs w:val="20"/>
+        </w:rPr>
+        <w:t xml:space="preserve">Electrical </w:t>
+      </w:r>
+      <w:r>
+        <w:rPr>
+          <w:rFonts w:asciiTheme="majorHAnsi" w:hAnsiTheme="majorHAnsi" w:cstheme="majorHAnsi"/>
+          <w:b/>
+          <w:sz w:val="20"/>
+          <w:szCs w:val="20"/>
+        </w:rPr>
+        <w:t>Engineering</w:t>
+      </w:r>
+      <w:r>
+        <w:rPr>
+          <w:rFonts w:asciiTheme="majorHAnsi" w:hAnsiTheme="majorHAnsi" w:cstheme="majorHAnsi"/>
+          <w:b/>
+          <w:sz w:val="20"/>
+          <w:szCs w:val="20"/>
+        </w:rPr>
+        <w:t xml:space="preserve">, </w:t>
+      </w:r>
+      <w:r>
+        <w:rPr>
+          <w:rFonts w:asciiTheme="majorHAnsi" w:hAnsiTheme="majorHAnsi" w:cstheme="majorHAnsi"/>
+          <w:sz w:val="20"/>
+          <w:szCs w:val="20"/>
+        </w:rPr>
+        <w:t>Benha</w:t>
+      </w:r>
+      <w:r>
+        <w:rPr>
+          <w:rFonts w:asciiTheme="majorHAnsi" w:hAnsiTheme="majorHAnsi" w:cstheme="majorHAnsi"/>
+          <w:sz w:val="20"/>
+          <w:szCs w:val="20"/>
+        </w:rPr>
+        <w:t xml:space="preserve"> University</w:t>
+      </w:r>
+      <w:r>
+        <w:rPr>
+          <w:rFonts w:asciiTheme="majorHAnsi" w:hAnsiTheme="majorHAnsi" w:cstheme="majorHAnsi"/>
+          <w:sz w:val="20"/>
+          <w:szCs w:val="20"/>
+        </w:rPr>
         <w:t>,</w:t>
       </w:r>
       <w:r>
@@ -2849,228 +3091,65 @@
           <w:sz w:val="20"/>
           <w:szCs w:val="20"/>
         </w:rPr>
-        <w:t xml:space="preserve"> Tamra-IoT </w:t>
-      </w:r>
-      <w:r>
-        <w:rPr>
-          <w:rFonts w:asciiTheme="majorHAnsi" w:hAnsiTheme="majorHAnsi" w:cstheme="majorHAnsi"/>
+        <w:t xml:space="preserve"> </w:t>
+      </w:r>
+      <w:r>
+        <w:rPr>
+          <w:rFonts w:asciiTheme="majorHAnsi" w:hAnsiTheme="majorHAnsi" w:cstheme="majorHAnsi"/>
+          <w:sz w:val="20"/>
+          <w:szCs w:val="20"/>
+        </w:rPr>
+        <w:t>Benha</w:t>
+      </w:r>
+      <w:r>
+        <w:rPr>
+          <w:rFonts w:asciiTheme="majorHAnsi" w:hAnsiTheme="majorHAnsi" w:cstheme="majorHAnsi"/>
+          <w:sz w:val="20"/>
+          <w:szCs w:val="20"/>
+        </w:rPr>
+        <w:t xml:space="preserve">, </w:t>
+      </w:r>
+      <w:r>
+        <w:rPr>
+          <w:rFonts w:asciiTheme="majorHAnsi" w:hAnsiTheme="majorHAnsi" w:cstheme="majorHAnsi"/>
+          <w:sz w:val="20"/>
+          <w:szCs w:val="20"/>
+        </w:rPr>
+        <w:t>Egypt</w:t>
+      </w:r>
+      <w:r>
+        <w:rPr>
+          <w:rFonts w:asciiTheme="majorHAnsi" w:hAnsiTheme="majorHAnsi" w:cstheme="majorHAnsi"/>
+          <w:b/>
           <w:sz w:val="20"/>
           <w:szCs w:val="20"/>
         </w:rPr>
         <w:tab/>
-        <w:t>2018- present</w:t>
-      </w:r>
-    </w:p>
-    <w:p>
-      <w:pPr>
-        <w:pStyle w:val="ListParagraph"/>
-        <w:numPr>
-          <w:ilvl w:val="0"/>
-          <w:numId w:val="2"/>
-        </w:numPr>
+      </w:r>
+      <w:r>
+        <w:rPr>
+          <w:rFonts w:asciiTheme="majorHAnsi" w:hAnsiTheme="majorHAnsi" w:cstheme="majorHAnsi"/>
+          <w:sz w:val="20"/>
+          <w:szCs w:val="20"/>
+        </w:rPr>
+        <w:t>20</w:t>
+      </w:r>
+      <w:r>
+        <w:rPr>
+          <w:rFonts w:asciiTheme="majorHAnsi" w:hAnsiTheme="majorHAnsi" w:cstheme="majorHAnsi"/>
+          <w:sz w:val="20"/>
+          <w:szCs w:val="20"/>
+        </w:rPr>
+        <w:t>12</w:t>
+      </w:r>
+    </w:p>
+    <w:p>
+      <w:pPr>
         <w:tabs>
           <w:tab w:val="right" w:pos="0"/>
           <w:tab w:val="left" w:pos="360"/>
           <w:tab w:val="right" w:pos="10200"/>
         </w:tabs>
-        <w:rPr>
-          <w:rFonts w:asciiTheme="majorHAnsi" w:hAnsiTheme="majorHAnsi" w:cstheme="majorHAnsi"/>
-          <w:sz w:val="20"/>
-          <w:szCs w:val="20"/>
-        </w:rPr>
-      </w:pPr>
-      <w:r>
-        <w:rPr>
-          <w:rFonts w:asciiTheme="majorHAnsi" w:hAnsiTheme="majorHAnsi" w:cstheme="majorHAnsi"/>
-          <w:sz w:val="20"/>
-          <w:szCs w:val="20"/>
-        </w:rPr>
-        <w:t>Collaborate in designing Tamra IoT platform for Makers and STEM students.</w:t>
-      </w:r>
-    </w:p>
-    <w:p>
-      <w:pPr>
-        <w:pStyle w:val="ListParagraph"/>
-        <w:numPr>
-          <w:ilvl w:val="0"/>
-          <w:numId w:val="2"/>
-        </w:numPr>
-        <w:tabs>
-          <w:tab w:val="right" w:pos="0"/>
-          <w:tab w:val="left" w:pos="360"/>
-          <w:tab w:val="right" w:pos="10200"/>
-        </w:tabs>
-        <w:rPr>
-          <w:rFonts w:asciiTheme="majorHAnsi" w:hAnsiTheme="majorHAnsi" w:cstheme="majorHAnsi"/>
-          <w:sz w:val="20"/>
-          <w:szCs w:val="20"/>
-        </w:rPr>
-      </w:pPr>
-      <w:r>
-        <w:rPr>
-          <w:rFonts w:asciiTheme="majorHAnsi" w:hAnsiTheme="majorHAnsi" w:cstheme="majorHAnsi"/>
-          <w:sz w:val="20"/>
-          <w:szCs w:val="20"/>
-        </w:rPr>
-        <w:t>Collaborate in managing the business.</w:t>
-      </w:r>
-    </w:p>
-    <w:p>
-      <w:pPr>
-        <w:pStyle w:val="ListParagraph"/>
-        <w:numPr>
-          <w:ilvl w:val="0"/>
-          <w:numId w:val="2"/>
-        </w:numPr>
-        <w:tabs>
-          <w:tab w:val="right" w:pos="0"/>
-          <w:tab w:val="left" w:pos="360"/>
-          <w:tab w:val="right" w:pos="10200"/>
-        </w:tabs>
-        <w:rPr>
-          <w:rFonts w:asciiTheme="majorHAnsi" w:hAnsiTheme="majorHAnsi" w:cstheme="majorHAnsi"/>
-          <w:sz w:val="20"/>
-          <w:szCs w:val="20"/>
-        </w:rPr>
-      </w:pPr>
-      <w:r>
-        <w:rPr>
-          <w:rFonts w:asciiTheme="majorHAnsi" w:hAnsiTheme="majorHAnsi" w:cstheme="majorHAnsi"/>
-          <w:sz w:val="20"/>
-          <w:szCs w:val="20"/>
-        </w:rPr>
-        <w:t>Develop ThingsDriver, an open-source package used to manage/control Tamra node from the cloud or mobile app</w:t>
-      </w:r>
-      <w:r>
-        <w:rPr>
-          <w:rFonts w:asciiTheme="majorHAnsi" w:hAnsiTheme="majorHAnsi" w:cstheme="majorHAnsi"/>
-          <w:sz w:val="20"/>
-          <w:szCs w:val="20"/>
-        </w:rPr>
-        <w:t>.</w:t>
-      </w:r>
-    </w:p>
-    <w:p>
-      <w:pPr>
-        <w:pStyle w:val="ListParagraph"/>
-        <w:tabs>
-          <w:tab w:val="right" w:pos="0"/>
-          <w:tab w:val="left" w:pos="360"/>
-          <w:tab w:val="right" w:pos="10200"/>
-        </w:tabs>
-        <w:ind w:left="360"/>
-        <w:rPr>
-          <w:rFonts w:asciiTheme="majorHAnsi" w:hAnsiTheme="majorHAnsi" w:cstheme="majorHAnsi"/>
-          <w:sz w:val="20"/>
-          <w:szCs w:val="20"/>
-        </w:rPr>
-      </w:pPr>
-    </w:p>
-    <w:p>
-      <w:pPr>
-        <w:pStyle w:val="ListParagraph"/>
-        <w:tabs>
-          <w:tab w:val="right" w:pos="0"/>
-          <w:tab w:val="left" w:pos="360"/>
-          <w:tab w:val="right" w:pos="10200"/>
-        </w:tabs>
-        <w:ind w:left="360"/>
-        <w:rPr>
-          <w:rFonts w:asciiTheme="majorHAnsi" w:hAnsiTheme="majorHAnsi" w:cstheme="majorHAnsi"/>
-          <w:sz w:val="20"/>
-          <w:szCs w:val="20"/>
-        </w:rPr>
-      </w:pPr>
-    </w:p>
-    <w:p>
-      <w:pPr>
-        <w:pStyle w:val="ListParagraph"/>
-        <w:tabs>
-          <w:tab w:val="right" w:pos="0"/>
-          <w:tab w:val="left" w:pos="360"/>
-          <w:tab w:val="right" w:pos="10200"/>
-        </w:tabs>
-        <w:ind w:left="360"/>
-        <w:rPr>
-          <w:rFonts w:asciiTheme="majorHAnsi" w:hAnsiTheme="majorHAnsi" w:cstheme="majorHAnsi"/>
-          <w:sz w:val="20"/>
-          <w:szCs w:val="20"/>
-        </w:rPr>
-      </w:pPr>
-    </w:p>
-    <w:p>
-      <w:pPr>
-        <w:pStyle w:val="ListParagraph"/>
-        <w:tabs>
-          <w:tab w:val="right" w:pos="0"/>
-          <w:tab w:val="left" w:pos="360"/>
-          <w:tab w:val="right" w:pos="10200"/>
-        </w:tabs>
-        <w:ind w:left="360"/>
-        <w:rPr>
-          <w:rFonts w:asciiTheme="majorHAnsi" w:hAnsiTheme="majorHAnsi" w:cstheme="majorHAnsi"/>
-          <w:sz w:val="20"/>
-          <w:szCs w:val="20"/>
-        </w:rPr>
-      </w:pPr>
-    </w:p>
-    <w:p>
-      <w:pPr>
-        <w:pStyle w:val="ListParagraph"/>
-        <w:tabs>
-          <w:tab w:val="right" w:pos="0"/>
-          <w:tab w:val="left" w:pos="360"/>
-          <w:tab w:val="right" w:pos="10200"/>
-        </w:tabs>
-        <w:ind w:left="360"/>
-        <w:rPr>
-          <w:rFonts w:asciiTheme="majorHAnsi" w:hAnsiTheme="majorHAnsi" w:cstheme="majorHAnsi"/>
-          <w:sz w:val="20"/>
-          <w:szCs w:val="20"/>
-        </w:rPr>
-      </w:pPr>
-    </w:p>
-    <w:p>
-      <w:pPr>
-        <w:pStyle w:val="ListParagraph"/>
-        <w:tabs>
-          <w:tab w:val="right" w:pos="0"/>
-          <w:tab w:val="left" w:pos="360"/>
-          <w:tab w:val="right" w:pos="10200"/>
-        </w:tabs>
-        <w:ind w:left="360"/>
-        <w:rPr>
-          <w:rFonts w:asciiTheme="majorHAnsi" w:hAnsiTheme="majorHAnsi" w:cstheme="majorHAnsi"/>
-          <w:sz w:val="20"/>
-          <w:szCs w:val="20"/>
-        </w:rPr>
-      </w:pPr>
-    </w:p>
-    <w:p>
-      <w:pPr>
-        <w:pStyle w:val="ListParagraph"/>
-        <w:tabs>
-          <w:tab w:val="right" w:pos="0"/>
-          <w:tab w:val="left" w:pos="360"/>
-          <w:tab w:val="right" w:pos="10200"/>
-        </w:tabs>
-        <w:ind w:left="360"/>
-        <w:rPr>
-          <w:rFonts w:asciiTheme="majorHAnsi" w:hAnsiTheme="majorHAnsi" w:cstheme="majorHAnsi"/>
-          <w:sz w:val="20"/>
-          <w:szCs w:val="20"/>
-        </w:rPr>
-      </w:pPr>
-    </w:p>
-    <w:p>
-      <w:pPr>
-        <w:pStyle w:val="ListParagraph"/>
-        <w:tabs>
-          <w:tab w:val="right" w:pos="0"/>
-          <w:tab w:val="left" w:pos="360"/>
-          <w:tab w:val="right" w:pos="10200"/>
-        </w:tabs>
-        <w:ind w:left="360"/>
         <w:rPr>
           <w:rFonts w:asciiTheme="majorHAnsi" w:hAnsiTheme="majorHAnsi" w:cstheme="majorHAnsi"/>
           <w:sz w:val="20"/>
@@ -3218,77 +3297,13 @@
         </w:rPr>
         <w:tab/>
       </w:r>
-      <w:proofErr w:type="spellStart"/>
-      <w:r>
-        <w:rPr>
-          <w:rFonts w:asciiTheme="majorHAnsi" w:hAnsiTheme="majorHAnsi" w:cstheme="majorHAnsi"/>
-          <w:sz w:val="20"/>
-          <w:szCs w:val="20"/>
-        </w:rPr>
-        <w:t>Elgazzar</w:t>
-      </w:r>
-      <w:proofErr w:type="spellEnd"/>
-      <w:r>
-        <w:rPr>
-          <w:rFonts w:asciiTheme="majorHAnsi" w:hAnsiTheme="majorHAnsi" w:cstheme="majorHAnsi"/>
-          <w:sz w:val="20"/>
-          <w:szCs w:val="20"/>
-        </w:rPr>
-        <w:t xml:space="preserve">, K., Khalil, H., Alghamdi, T., </w:t>
-      </w:r>
-      <w:proofErr w:type="spellStart"/>
-      <w:r>
-        <w:rPr>
-          <w:rFonts w:asciiTheme="majorHAnsi" w:hAnsiTheme="majorHAnsi" w:cstheme="majorHAnsi"/>
-          <w:sz w:val="20"/>
-          <w:szCs w:val="20"/>
-        </w:rPr>
-        <w:t>Badr</w:t>
-      </w:r>
-      <w:proofErr w:type="spellEnd"/>
-      <w:r>
-        <w:rPr>
-          <w:rFonts w:asciiTheme="majorHAnsi" w:hAnsiTheme="majorHAnsi" w:cstheme="majorHAnsi"/>
-          <w:sz w:val="20"/>
-          <w:szCs w:val="20"/>
-        </w:rPr>
-        <w:t xml:space="preserve">, A., Abdelkader, G., Elewah, A., &amp; </w:t>
-      </w:r>
-      <w:proofErr w:type="spellStart"/>
-      <w:r>
-        <w:rPr>
-          <w:rFonts w:asciiTheme="majorHAnsi" w:hAnsiTheme="majorHAnsi" w:cstheme="majorHAnsi"/>
-          <w:sz w:val="20"/>
-          <w:szCs w:val="20"/>
-        </w:rPr>
-        <w:t>Buyya</w:t>
-      </w:r>
-      <w:proofErr w:type="spellEnd"/>
-      <w:r>
-        <w:rPr>
-          <w:rFonts w:asciiTheme="majorHAnsi" w:hAnsiTheme="majorHAnsi" w:cstheme="majorHAnsi"/>
-          <w:sz w:val="20"/>
-          <w:szCs w:val="20"/>
-        </w:rPr>
-        <w:t xml:space="preserve">, R. (2022). Revisiting the Internet of Things: New Trends, Opportunities and Grand Challenges. </w:t>
-      </w:r>
-      <w:proofErr w:type="spellStart"/>
-      <w:r>
-        <w:rPr>
-          <w:rFonts w:asciiTheme="majorHAnsi" w:hAnsiTheme="majorHAnsi" w:cstheme="majorHAnsi"/>
-          <w:sz w:val="20"/>
-          <w:szCs w:val="20"/>
-        </w:rPr>
-        <w:t>arXiv</w:t>
-      </w:r>
-      <w:proofErr w:type="spellEnd"/>
-      <w:r>
-        <w:rPr>
-          <w:rFonts w:asciiTheme="majorHAnsi" w:hAnsiTheme="majorHAnsi" w:cstheme="majorHAnsi"/>
-          <w:sz w:val="20"/>
-          <w:szCs w:val="20"/>
-        </w:rPr>
-        <w:t xml:space="preserve"> preprint arXiv:2211.11523</w:t>
+      <w:r>
+        <w:rPr>
+          <w:rFonts w:asciiTheme="majorHAnsi" w:hAnsiTheme="majorHAnsi" w:cstheme="majorHAnsi"/>
+          <w:sz w:val="20"/>
+          <w:szCs w:val="20"/>
+        </w:rPr>
+        <w:t>Elgazzar, K., Khalil, H., Alghamdi, T., Badr, A., Abdelkader, G., Elewah, A., &amp; Buyya, R. (2022). Revisiting the internet of things: New trends, opportunities and grand challenges. Frontiers in the Internet of Things, 1, 1073780..</w:t>
       </w:r>
     </w:p>
     <w:p>
@@ -3319,61 +3334,7 @@
           <w:szCs w:val="20"/>
         </w:rPr>
         <w:tab/>
-        <w:t xml:space="preserve">A. Elewah, W. M. </w:t>
-      </w:r>
-      <w:proofErr w:type="gramStart"/>
-      <w:r>
-        <w:rPr>
-          <w:rFonts w:asciiTheme="majorHAnsi" w:hAnsiTheme="majorHAnsi" w:cstheme="majorHAnsi"/>
-          <w:sz w:val="20"/>
-          <w:szCs w:val="20"/>
-        </w:rPr>
-        <w:t>Ibrahim</w:t>
-      </w:r>
-      <w:proofErr w:type="gramEnd"/>
-      <w:r>
-        <w:rPr>
-          <w:rFonts w:asciiTheme="majorHAnsi" w:hAnsiTheme="majorHAnsi" w:cstheme="majorHAnsi"/>
-          <w:sz w:val="20"/>
-          <w:szCs w:val="20"/>
-        </w:rPr>
-        <w:t xml:space="preserve"> and K. </w:t>
-      </w:r>
-      <w:proofErr w:type="spellStart"/>
-      <w:r>
-        <w:rPr>
-          <w:rFonts w:asciiTheme="majorHAnsi" w:hAnsiTheme="majorHAnsi" w:cstheme="majorHAnsi"/>
-          <w:sz w:val="20"/>
-          <w:szCs w:val="20"/>
-        </w:rPr>
-        <w:t>Elgazzar</w:t>
-      </w:r>
-      <w:proofErr w:type="spellEnd"/>
-      <w:r>
-        <w:rPr>
-          <w:rFonts w:asciiTheme="majorHAnsi" w:hAnsiTheme="majorHAnsi" w:cstheme="majorHAnsi"/>
-          <w:sz w:val="20"/>
-          <w:szCs w:val="20"/>
-        </w:rPr>
-        <w:t xml:space="preserve">, "Paving the Way for Massive Public Sensing as a Service," 2022 IEEE 47th Conference on Local Computer Networks (LCN), 2022, pp. 391-394, </w:t>
-      </w:r>
-      <w:proofErr w:type="spellStart"/>
-      <w:r>
-        <w:rPr>
-          <w:rFonts w:asciiTheme="majorHAnsi" w:hAnsiTheme="majorHAnsi" w:cstheme="majorHAnsi"/>
-          <w:sz w:val="20"/>
-          <w:szCs w:val="20"/>
-        </w:rPr>
-        <w:t>doi</w:t>
-      </w:r>
-      <w:proofErr w:type="spellEnd"/>
-      <w:r>
-        <w:rPr>
-          <w:rFonts w:asciiTheme="majorHAnsi" w:hAnsiTheme="majorHAnsi" w:cstheme="majorHAnsi"/>
-          <w:sz w:val="20"/>
-          <w:szCs w:val="20"/>
-        </w:rPr>
-        <w:t>: 10.1109/LCN53696.2022.9843516.</w:t>
+        <w:t>A. Elewah, W. M. Ibrahim and K. Elgazzar, "Paving the Way for Massive Public Sensing as a Service," 2022 IEEE 47th Conference on Local Computer Networks (LCN), 2022, pp. 391-394, doi: 10.1109/LCN53696.2022.9843516.</w:t>
       </w:r>
     </w:p>
     <w:p>
@@ -3404,61 +3365,7 @@
           <w:szCs w:val="20"/>
         </w:rPr>
         <w:tab/>
-        <w:t xml:space="preserve">A. Elewah, W. M. Ibrahim, A. </w:t>
-      </w:r>
-      <w:proofErr w:type="spellStart"/>
-      <w:r>
-        <w:rPr>
-          <w:rFonts w:asciiTheme="majorHAnsi" w:hAnsiTheme="majorHAnsi" w:cstheme="majorHAnsi"/>
-          <w:sz w:val="20"/>
-          <w:szCs w:val="20"/>
-        </w:rPr>
-        <w:t>Rafıkl</w:t>
-      </w:r>
-      <w:proofErr w:type="spellEnd"/>
-      <w:r>
-        <w:rPr>
-          <w:rFonts w:asciiTheme="majorHAnsi" w:hAnsiTheme="majorHAnsi" w:cstheme="majorHAnsi"/>
-          <w:sz w:val="20"/>
-          <w:szCs w:val="20"/>
-        </w:rPr>
-        <w:t xml:space="preserve"> and K. </w:t>
-      </w:r>
-      <w:proofErr w:type="spellStart"/>
-      <w:r>
-        <w:rPr>
-          <w:rFonts w:asciiTheme="majorHAnsi" w:hAnsiTheme="majorHAnsi" w:cstheme="majorHAnsi"/>
-          <w:sz w:val="20"/>
-          <w:szCs w:val="20"/>
-        </w:rPr>
-        <w:t>Elgazzar</w:t>
-      </w:r>
-      <w:proofErr w:type="spellEnd"/>
-      <w:r>
-        <w:rPr>
-          <w:rFonts w:asciiTheme="majorHAnsi" w:hAnsiTheme="majorHAnsi" w:cstheme="majorHAnsi"/>
-          <w:sz w:val="20"/>
-          <w:szCs w:val="20"/>
-        </w:rPr>
-        <w:t xml:space="preserve">, "ThingsDriver: A Unified Interoperable Driver for IoT Nodes," 2022 International Wireless Communications and Mobile Computing (IWCMC), 2022, pp. 877-882, </w:t>
-      </w:r>
-      <w:proofErr w:type="spellStart"/>
-      <w:r>
-        <w:rPr>
-          <w:rFonts w:asciiTheme="majorHAnsi" w:hAnsiTheme="majorHAnsi" w:cstheme="majorHAnsi"/>
-          <w:sz w:val="20"/>
-          <w:szCs w:val="20"/>
-        </w:rPr>
-        <w:t>doi</w:t>
-      </w:r>
-      <w:proofErr w:type="spellEnd"/>
-      <w:r>
-        <w:rPr>
-          <w:rFonts w:asciiTheme="majorHAnsi" w:hAnsiTheme="majorHAnsi" w:cstheme="majorHAnsi"/>
-          <w:sz w:val="20"/>
-          <w:szCs w:val="20"/>
-        </w:rPr>
-        <w:t>: 10.1109/IWCMC55113.2022.9824989.</w:t>
+        <w:t>A. Elewah, W. M. Ibrahim, A. Rafıkl and K. Elgazzar, "ThingsDriver: A Unified Interoperable Driver for IoT Nodes," 2022 International Wireless Communications and Mobile Computing (IWCMC), 2022, pp. 877-882, doi: 10.1109/IWCMC55113.2022.9824989.</w:t>
       </w:r>
     </w:p>
     <w:p>
@@ -3489,79 +3396,7 @@
           <w:szCs w:val="20"/>
         </w:rPr>
         <w:tab/>
-        <w:t xml:space="preserve">A. Elewah, A. A. Badawi, H. Khalil, S. </w:t>
-      </w:r>
-      <w:proofErr w:type="spellStart"/>
-      <w:r>
-        <w:rPr>
-          <w:rFonts w:asciiTheme="majorHAnsi" w:hAnsiTheme="majorHAnsi" w:cstheme="majorHAnsi"/>
-          <w:sz w:val="20"/>
-          <w:szCs w:val="20"/>
-        </w:rPr>
-        <w:t>Rahnamayan</w:t>
-      </w:r>
-      <w:proofErr w:type="spellEnd"/>
-      <w:r>
-        <w:rPr>
-          <w:rFonts w:asciiTheme="majorHAnsi" w:hAnsiTheme="majorHAnsi" w:cstheme="majorHAnsi"/>
-          <w:sz w:val="20"/>
-          <w:szCs w:val="20"/>
-        </w:rPr>
-        <w:t xml:space="preserve"> and K. </w:t>
-      </w:r>
-      <w:proofErr w:type="spellStart"/>
-      <w:r>
-        <w:rPr>
-          <w:rFonts w:asciiTheme="majorHAnsi" w:hAnsiTheme="majorHAnsi" w:cstheme="majorHAnsi"/>
-          <w:sz w:val="20"/>
-          <w:szCs w:val="20"/>
-        </w:rPr>
-        <w:t>Elgazzar</w:t>
-      </w:r>
-      <w:proofErr w:type="spellEnd"/>
-      <w:r>
-        <w:rPr>
-          <w:rFonts w:asciiTheme="majorHAnsi" w:hAnsiTheme="majorHAnsi" w:cstheme="majorHAnsi"/>
-          <w:sz w:val="20"/>
-          <w:szCs w:val="20"/>
-        </w:rPr>
-        <w:t xml:space="preserve">, "3D-RadViz: </w:t>
-      </w:r>
-      <w:proofErr w:type="gramStart"/>
-      <w:r>
-        <w:rPr>
-          <w:rFonts w:asciiTheme="majorHAnsi" w:hAnsiTheme="majorHAnsi" w:cstheme="majorHAnsi"/>
-          <w:sz w:val="20"/>
-          <w:szCs w:val="20"/>
-        </w:rPr>
-        <w:t>Three Dimensional</w:t>
-      </w:r>
-      <w:proofErr w:type="gramEnd"/>
-      <w:r>
-        <w:rPr>
-          <w:rFonts w:asciiTheme="majorHAnsi" w:hAnsiTheme="majorHAnsi" w:cstheme="majorHAnsi"/>
-          <w:sz w:val="20"/>
-          <w:szCs w:val="20"/>
-        </w:rPr>
-        <w:t xml:space="preserve"> Radial Visualization for Large-Scale Data Visualization," 2021 IEEE Congress on Evolutionary Computation (CEC), 2021, pp. 1037-1046, </w:t>
-      </w:r>
-      <w:proofErr w:type="spellStart"/>
-      <w:r>
-        <w:rPr>
-          <w:rFonts w:asciiTheme="majorHAnsi" w:hAnsiTheme="majorHAnsi" w:cstheme="majorHAnsi"/>
-          <w:sz w:val="20"/>
-          <w:szCs w:val="20"/>
-        </w:rPr>
-        <w:t>doi</w:t>
-      </w:r>
-      <w:proofErr w:type="spellEnd"/>
-      <w:r>
-        <w:rPr>
-          <w:rFonts w:asciiTheme="majorHAnsi" w:hAnsiTheme="majorHAnsi" w:cstheme="majorHAnsi"/>
-          <w:sz w:val="20"/>
-          <w:szCs w:val="20"/>
-        </w:rPr>
-        <w:t>: 10.1109/CEC45853.2021.9504983.</w:t>
+        <w:t>A. Elewah, A. A. Badawi, H. Khalil, S. Rahnamayan and K. Elgazzar, "3D-RadViz: Three Dimensional Radial Visualization for Large-Scale Data Visualization," 2021 IEEE Congress on Evolutionary Computation (CEC), 2021, pp. 1037-1046, doi: 10.1109/CEC45853.2021.9504983.</w:t>
       </w:r>
     </w:p>
     <w:p>
@@ -3592,97 +3427,7 @@
           <w:szCs w:val="20"/>
         </w:rPr>
         <w:tab/>
-        <w:t xml:space="preserve">A Elewah, A Taman, AA </w:t>
-      </w:r>
-      <w:proofErr w:type="spellStart"/>
-      <w:r>
-        <w:rPr>
-          <w:rFonts w:asciiTheme="majorHAnsi" w:hAnsiTheme="majorHAnsi" w:cstheme="majorHAnsi"/>
-          <w:sz w:val="20"/>
-          <w:szCs w:val="20"/>
-        </w:rPr>
-        <w:t>Awamry</w:t>
-      </w:r>
-      <w:proofErr w:type="spellEnd"/>
-      <w:r>
-        <w:rPr>
-          <w:rFonts w:asciiTheme="majorHAnsi" w:hAnsiTheme="majorHAnsi" w:cstheme="majorHAnsi"/>
-          <w:sz w:val="20"/>
-          <w:szCs w:val="20"/>
-        </w:rPr>
-        <w:t xml:space="preserve">, M </w:t>
-      </w:r>
-      <w:proofErr w:type="spellStart"/>
-      <w:r>
-        <w:rPr>
-          <w:rFonts w:asciiTheme="majorHAnsi" w:hAnsiTheme="majorHAnsi" w:cstheme="majorHAnsi"/>
-          <w:sz w:val="20"/>
-          <w:szCs w:val="20"/>
-        </w:rPr>
-        <w:t>Elbahy</w:t>
-      </w:r>
-      <w:proofErr w:type="spellEnd"/>
-      <w:r>
-        <w:rPr>
-          <w:rFonts w:asciiTheme="majorHAnsi" w:hAnsiTheme="majorHAnsi" w:cstheme="majorHAnsi"/>
-          <w:sz w:val="20"/>
-          <w:szCs w:val="20"/>
-        </w:rPr>
-        <w:t xml:space="preserve"> “</w:t>
-      </w:r>
-      <w:proofErr w:type="spellStart"/>
-      <w:r>
-        <w:rPr>
-          <w:rFonts w:asciiTheme="majorHAnsi" w:hAnsiTheme="majorHAnsi" w:cstheme="majorHAnsi"/>
-          <w:sz w:val="20"/>
-          <w:szCs w:val="20"/>
-        </w:rPr>
-        <w:t>Mth</w:t>
-      </w:r>
-      <w:proofErr w:type="spellEnd"/>
-      <w:r>
-        <w:rPr>
-          <w:rFonts w:asciiTheme="majorHAnsi" w:hAnsiTheme="majorHAnsi" w:cstheme="majorHAnsi"/>
-          <w:sz w:val="20"/>
-          <w:szCs w:val="20"/>
-        </w:rPr>
-        <w:t xml:space="preserve"> Root </w:t>
-      </w:r>
-      <w:proofErr w:type="spellStart"/>
-      <w:r>
-        <w:rPr>
-          <w:rFonts w:asciiTheme="majorHAnsi" w:hAnsiTheme="majorHAnsi" w:cstheme="majorHAnsi"/>
-          <w:sz w:val="20"/>
-          <w:szCs w:val="20"/>
-        </w:rPr>
-        <w:t>Mth</w:t>
-      </w:r>
-      <w:proofErr w:type="spellEnd"/>
-      <w:r>
-        <w:rPr>
-          <w:rFonts w:asciiTheme="majorHAnsi" w:hAnsiTheme="majorHAnsi" w:cstheme="majorHAnsi"/>
-          <w:sz w:val="20"/>
-          <w:szCs w:val="20"/>
-        </w:rPr>
-        <w:t xml:space="preserve"> Power SNR MPSK Estimator</w:t>
-      </w:r>
-      <w:proofErr w:type="gramStart"/>
-      <w:r>
-        <w:rPr>
-          <w:rFonts w:asciiTheme="majorHAnsi" w:hAnsiTheme="majorHAnsi" w:cstheme="majorHAnsi"/>
-          <w:sz w:val="20"/>
-          <w:szCs w:val="20"/>
-        </w:rPr>
-        <w:t xml:space="preserve">”,   </w:t>
-      </w:r>
-      <w:proofErr w:type="gramEnd"/>
-      <w:r>
-        <w:rPr>
-          <w:rFonts w:asciiTheme="majorHAnsi" w:hAnsiTheme="majorHAnsi" w:cstheme="majorHAnsi"/>
-          <w:sz w:val="20"/>
-          <w:szCs w:val="20"/>
-        </w:rPr>
-        <w:t xml:space="preserve">   12th International Conference Mechatronics, Brno, Czech Republic  6-8/09/2017.</w:t>
+        <w:t>A Elewah, A Taman, AA Awamry, M Elbahy “Mth Root Mth Power SNR MPSK Estimator”,  12th International Conference Mechatronics, Brno, Czech Republic  6-8/09/2017.</w:t>
       </w:r>
     </w:p>
     <w:p>
@@ -3859,18 +3604,8 @@
           <w:sz w:val="20"/>
           <w:szCs w:val="20"/>
         </w:rPr>
-        <w:t xml:space="preserve">, Microsoft Office (Word, </w:t>
-      </w:r>
-      <w:proofErr w:type="gramStart"/>
-      <w:r>
-        <w:rPr>
-          <w:rFonts w:asciiTheme="majorHAnsi" w:hAnsiTheme="majorHAnsi" w:cstheme="majorHAnsi"/>
-          <w:sz w:val="20"/>
-          <w:szCs w:val="20"/>
-        </w:rPr>
-        <w:t>Excel</w:t>
-      </w:r>
-      <w:proofErr w:type="gramEnd"/>
+        <w:t>, Microsoft Office (Word, Excel</w:t>
+      </w:r>
       <w:r>
         <w:rPr>
           <w:rFonts w:asciiTheme="majorHAnsi" w:hAnsiTheme="majorHAnsi" w:cstheme="majorHAnsi"/>
@@ -3913,15 +3648,31 @@
           <w:sz w:val="20"/>
           <w:szCs w:val="20"/>
         </w:rPr>
-        <w:t>Languages: Arabic (fluent), English (</w:t>
-      </w:r>
-      <w:r>
-        <w:rPr>
-          <w:rFonts w:asciiTheme="majorHAnsi" w:hAnsiTheme="majorHAnsi" w:cstheme="majorHAnsi"/>
-          <w:sz w:val="20"/>
-          <w:szCs w:val="20"/>
-        </w:rPr>
-        <w:t>good</w:t>
+        <w:t>Languages: Arabic (</w:t>
+      </w:r>
+      <w:r>
+        <w:rPr>
+          <w:rFonts w:asciiTheme="majorHAnsi" w:hAnsiTheme="majorHAnsi" w:cstheme="majorHAnsi"/>
+          <w:sz w:val="20"/>
+          <w:szCs w:val="20"/>
+        </w:rPr>
+        <w:t>native speaker</w:t>
+      </w:r>
+      <w:r>
+        <w:rPr>
+          <w:rFonts w:asciiTheme="majorHAnsi" w:hAnsiTheme="majorHAnsi" w:cstheme="majorHAnsi"/>
+          <w:sz w:val="20"/>
+          <w:szCs w:val="20"/>
+        </w:rPr>
+        <w:t>), English (</w:t>
+      </w:r>
+      <w:r>
+        <w:rPr>
+          <w:rFonts w:asciiTheme="majorHAnsi" w:hAnsiTheme="majorHAnsi" w:cstheme="majorHAnsi"/>
+          <w:sz w:val="20"/>
+          <w:szCs w:val="20"/>
+        </w:rPr>
+        <w:t>fluent</w:t>
       </w:r>
       <w:r>
         <w:rPr>
@@ -4007,25 +3758,7 @@
           <w:sz w:val="20"/>
           <w:szCs w:val="20"/>
         </w:rPr>
-        <w:t xml:space="preserve">Participate in organizing Egyptian </w:t>
-      </w:r>
-      <w:proofErr w:type="gramStart"/>
-      <w:r>
-        <w:rPr>
-          <w:rFonts w:asciiTheme="majorHAnsi" w:hAnsiTheme="majorHAnsi" w:cstheme="majorHAnsi"/>
-          <w:sz w:val="20"/>
-          <w:szCs w:val="20"/>
-        </w:rPr>
-        <w:t>Engineering day</w:t>
-      </w:r>
-      <w:proofErr w:type="gramEnd"/>
-      <w:r>
-        <w:rPr>
-          <w:rFonts w:asciiTheme="majorHAnsi" w:hAnsiTheme="majorHAnsi" w:cstheme="majorHAnsi"/>
-          <w:sz w:val="20"/>
-          <w:szCs w:val="20"/>
-        </w:rPr>
-        <w:t xml:space="preserve"> for 4 years.</w:t>
+        <w:t>Participate in organizing Egyptian Engineering day for 4 years.</w:t>
       </w:r>
       <w:r>
         <w:rPr>
@@ -4035,55 +3768,6 @@
         </w:rPr>
         <w:t xml:space="preserve"> </w:t>
       </w:r>
-    </w:p>
-    <w:p>
-      <w:pPr>
-        <w:pStyle w:val="ListParagraph"/>
-        <w:numPr>
-          <w:ilvl w:val="0"/>
-          <w:numId w:val="8"/>
-        </w:numPr>
-        <w:tabs>
-          <w:tab w:val="right" w:pos="0"/>
-          <w:tab w:val="left" w:pos="360"/>
-          <w:tab w:val="right" w:pos="10200"/>
-        </w:tabs>
-        <w:rPr>
-          <w:rFonts w:asciiTheme="majorHAnsi" w:hAnsiTheme="majorHAnsi" w:cstheme="majorHAnsi"/>
-          <w:sz w:val="20"/>
-          <w:szCs w:val="20"/>
-        </w:rPr>
-      </w:pPr>
-      <w:r>
-        <w:rPr>
-          <w:rFonts w:asciiTheme="majorHAnsi" w:hAnsiTheme="majorHAnsi" w:cstheme="majorHAnsi"/>
-          <w:sz w:val="20"/>
-          <w:szCs w:val="20"/>
-        </w:rPr>
-        <w:t xml:space="preserve">Driving </w:t>
-      </w:r>
-      <w:r>
-        <w:rPr>
-          <w:rFonts w:asciiTheme="majorHAnsi" w:hAnsiTheme="majorHAnsi" w:cstheme="majorHAnsi"/>
-          <w:sz w:val="20"/>
-          <w:szCs w:val="20"/>
-        </w:rPr>
-        <w:t>license</w:t>
-      </w:r>
-    </w:p>
-    <w:p>
-      <w:pPr>
-        <w:tabs>
-          <w:tab w:val="right" w:pos="0"/>
-          <w:tab w:val="left" w:pos="360"/>
-          <w:tab w:val="right" w:pos="10200"/>
-        </w:tabs>
-        <w:rPr>
-          <w:rFonts w:asciiTheme="majorHAnsi" w:hAnsiTheme="majorHAnsi" w:cstheme="majorHAnsi"/>
-          <w:sz w:val="20"/>
-          <w:szCs w:val="20"/>
-        </w:rPr>
-      </w:pPr>
     </w:p>
     <w:p>
       <w:pPr>
@@ -4252,21 +3936,6 @@
           <w:lang w:val="en-GB"/>
         </w:rPr>
       </w:pPr>
-    </w:p>
-    <w:p>
-      <w:pPr>
-        <w:tabs>
-          <w:tab w:val="right" w:pos="0"/>
-          <w:tab w:val="left" w:pos="360"/>
-          <w:tab w:val="right" w:pos="10200"/>
-        </w:tabs>
-        <w:rPr>
-          <w:rFonts w:asciiTheme="majorHAnsi" w:hAnsiTheme="majorHAnsi" w:cs="Arial"/>
-          <w:spacing w:val="-2"/>
-          <w:sz w:val="20"/>
-          <w:lang w:val="en-GB"/>
-        </w:rPr>
-      </w:pPr>
       <w:r>
         <w:rPr>
           <w:rFonts w:asciiTheme="majorHAnsi" w:hAnsiTheme="majorHAnsi" w:cs="Arial"/>
@@ -4485,27 +4154,7 @@
           <w:sz w:val="20"/>
           <w:lang w:val="en-GB"/>
         </w:rPr>
-        <w:t xml:space="preserve">Engineering Practices </w:t>
-      </w:r>
-      <w:proofErr w:type="gramStart"/>
-      <w:r>
-        <w:rPr>
-          <w:rFonts w:asciiTheme="majorHAnsi" w:hAnsiTheme="majorHAnsi" w:cs="Arial"/>
-          <w:spacing w:val="-2"/>
-          <w:sz w:val="20"/>
-          <w:lang w:val="en-GB"/>
-        </w:rPr>
-        <w:t>covers  writing</w:t>
-      </w:r>
-      <w:proofErr w:type="gramEnd"/>
-      <w:r>
-        <w:rPr>
-          <w:rFonts w:asciiTheme="majorHAnsi" w:hAnsiTheme="majorHAnsi" w:cs="Arial"/>
-          <w:spacing w:val="-2"/>
-          <w:sz w:val="20"/>
-          <w:lang w:val="en-GB"/>
-        </w:rPr>
-        <w:t xml:space="preserve"> clean and modular code, code efficiency, refactoring, documentation, version control, testing code, logging, and conducting code review. </w:t>
+        <w:t xml:space="preserve">Engineering Practices covers  writing clean and modular code, code efficiency, refactoring, documentation, version control, testing code, logging, and conducting code review. </w:t>
       </w:r>
     </w:p>
     <w:p>
@@ -4530,20 +4179,8 @@
           <w:sz w:val="20"/>
           <w:lang w:val="en-GB"/>
         </w:rPr>
-        <w:t xml:space="preserve">Data </w:t>
-      </w:r>
-      <w:proofErr w:type="spellStart"/>
-      <w:r>
-        <w:rPr>
-          <w:rFonts w:asciiTheme="majorHAnsi" w:hAnsiTheme="majorHAnsi" w:cs="Arial"/>
-          <w:b/>
-          <w:spacing w:val="-2"/>
-          <w:sz w:val="20"/>
-          <w:lang w:val="en-GB"/>
-        </w:rPr>
-        <w:t>Modeling</w:t>
-      </w:r>
-      <w:proofErr w:type="spellEnd"/>
+        <w:t>Data Modeling</w:t>
+      </w:r>
       <w:r>
         <w:rPr>
           <w:rFonts w:asciiTheme="majorHAnsi" w:hAnsiTheme="majorHAnsi" w:cs="Arial"/>
@@ -4645,16 +4282,7 @@
           <w:sz w:val="20"/>
           <w:lang w:val="en-GB"/>
         </w:rPr>
-        <w:t>The course covers</w:t>
-      </w:r>
-      <w:r>
-        <w:rPr>
-          <w:rFonts w:asciiTheme="majorHAnsi" w:hAnsiTheme="majorHAnsi" w:cs="Arial"/>
-          <w:spacing w:val="-2"/>
-          <w:sz w:val="20"/>
-          <w:lang w:val="en-GB"/>
-        </w:rPr>
-        <w:t>:</w:t>
+        <w:t>The course covers:</w:t>
       </w:r>
     </w:p>
     <w:p>
@@ -5400,29 +5028,18 @@
           <w:lang w:val="en-GB"/>
         </w:rPr>
       </w:pPr>
-      <w:proofErr w:type="spellStart"/>
-      <w:r>
-        <w:rPr>
-          <w:rFonts w:asciiTheme="majorHAnsi" w:hAnsiTheme="majorHAnsi" w:cs="Arial"/>
-          <w:spacing w:val="-2"/>
-          <w:sz w:val="20"/>
-          <w:lang w:val="en-GB"/>
-        </w:rPr>
-        <w:t>Analyzing</w:t>
-      </w:r>
-      <w:proofErr w:type="spellEnd"/>
-      <w:r>
-        <w:rPr>
-          <w:rFonts w:asciiTheme="majorHAnsi" w:hAnsiTheme="majorHAnsi" w:cs="Arial"/>
-          <w:spacing w:val="-2"/>
-          <w:sz w:val="20"/>
-          <w:lang w:val="en-GB"/>
-        </w:rPr>
-        <w:t xml:space="preserve"> IoT Data in Python</w:t>
+      <w:r>
+        <w:rPr>
+          <w:rFonts w:asciiTheme="majorHAnsi" w:hAnsiTheme="majorHAnsi" w:cs="Arial"/>
+          <w:spacing w:val="-2"/>
+          <w:sz w:val="20"/>
+          <w:lang w:val="en-GB"/>
+        </w:rPr>
+        <w:t>Analyzing IoT Data in Python</w:t>
       </w:r>
     </w:p>
     <w:sectPr>
-      <w:footerReference w:type="default" r:id="rId10"/>
+      <w:footerReference w:type="default" r:id="rId9"/>
       <w:pgSz w:w="12240" w:h="15840" w:code="1"/>
       <w:pgMar w:top="284" w:right="851" w:bottom="709" w:left="851" w:header="851" w:footer="902" w:gutter="0"/>
       <w:cols w:space="708"/>
@@ -5558,6 +5175,119 @@
 <file path=word/numbering.xml><?xml version="1.0" encoding="utf-8"?>
 <w:numbering xmlns:wpc="http://schemas.microsoft.com/office/word/2010/wordprocessingCanvas" xmlns:cx="http://schemas.microsoft.com/office/drawing/2014/chartex" xmlns:cx1="http://schemas.microsoft.com/office/drawing/2015/9/8/chartex" xmlns:cx2="http://schemas.microsoft.com/office/drawing/2015/10/21/chartex" xmlns:cx3="http://schemas.microsoft.com/office/drawing/2016/5/9/chartex" xmlns:cx4="http://schemas.microsoft.com/office/drawing/2016/5/10/chartex" xmlns:cx5="http://schemas.microsoft.com/office/drawing/2016/5/11/chartex" xmlns:cx6="http://schemas.microsoft.com/office/drawing/2016/5/12/chartex" xmlns:cx7="http://schemas.microsoft.com/office/drawing/2016/5/13/chartex" xmlns:cx8="http://schemas.microsoft.com/office/drawing/2016/5/14/chartex" xmlns:mc="http://schemas.openxmlformats.org/markup-compatibility/2006" xmlns:aink="http://schemas.microsoft.com/office/drawing/2016/ink" xmlns:am3d="http://schemas.microsoft.com/office/drawing/2017/model3d" xmlns:o="urn:schemas-microsoft-com:office:office" xmlns:oel="http://schemas.microsoft.com/office/2019/extlst" xmlns:r="http://schemas.openxmlformats.org/officeDocument/2006/relationships" xmlns:m="http://schemas.openxmlformats.org/officeDocument/2006/math" xmlns:v="urn:schemas-microsoft-com:vml" xmlns:wp14="http://schemas.microsoft.com/office/word/2010/wordprocessingDrawing" xmlns:wp="http://schemas.openxmlformats.org/drawingml/2006/wordprocessingDrawing" xmlns:w10="urn:schemas-microsoft-com:office:word" xmlns:w="http://schemas.openxmlformats.org/wordprocessingml/2006/main" xmlns:w14="http://schemas.microsoft.com/office/word/2010/wordml" xmlns:w15="http://schemas.microsoft.com/office/word/2012/wordml" xmlns:w16cex="http://schemas.microsoft.com/office/word/2018/wordml/cex" xmlns:w16cid="http://schemas.microsoft.com/office/word/2016/wordml/cid" xmlns:w16="http://schemas.microsoft.com/office/word/2018/wordml" xmlns:w16sdtdh="http://schemas.microsoft.com/office/word/2020/wordml/sdtdatahash" xmlns:w16se="http://schemas.microsoft.com/office/word/2015/wordml/symex" xmlns:wpg="http://schemas.microsoft.com/office/word/2010/wordprocessingGroup" xmlns:wpi="http://schemas.microsoft.com/office/word/2010/wordprocessingInk" xmlns:wne="http://schemas.microsoft.com/office/word/2006/wordml" xmlns:wps="http://schemas.microsoft.com/office/word/2010/wordprocessingShape" mc:Ignorable="w14 w15 w16se w16cid w16 w16cex w16sdtdh wp14">
   <w:abstractNum w:abstractNumId="0" w15:restartNumberingAfterBreak="0">
+    <w:nsid w:val="0FAF66FE"/>
+    <w:multiLevelType w:val="hybridMultilevel"/>
+    <w:tmpl w:val="B22AA38A"/>
+    <w:lvl w:ilvl="0" w:tplc="04090001">
+      <w:start w:val="1"/>
+      <w:numFmt w:val="bullet"/>
+      <w:lvlText w:val=""/>
+      <w:lvlJc w:val="left"/>
+      <w:pPr>
+        <w:ind w:left="360" w:hanging="360"/>
+      </w:pPr>
+      <w:rPr>
+        <w:rFonts w:ascii="Symbol" w:hAnsi="Symbol" w:hint="default"/>
+      </w:rPr>
+    </w:lvl>
+    <w:lvl w:ilvl="1" w:tplc="04090003" w:tentative="1">
+      <w:start w:val="1"/>
+      <w:numFmt w:val="bullet"/>
+      <w:lvlText w:val="o"/>
+      <w:lvlJc w:val="left"/>
+      <w:pPr>
+        <w:ind w:left="1080" w:hanging="360"/>
+      </w:pPr>
+      <w:rPr>
+        <w:rFonts w:ascii="Courier New" w:hAnsi="Courier New" w:cs="Courier New" w:hint="default"/>
+      </w:rPr>
+    </w:lvl>
+    <w:lvl w:ilvl="2" w:tplc="04090005" w:tentative="1">
+      <w:start w:val="1"/>
+      <w:numFmt w:val="bullet"/>
+      <w:lvlText w:val=""/>
+      <w:lvlJc w:val="left"/>
+      <w:pPr>
+        <w:ind w:left="1800" w:hanging="360"/>
+      </w:pPr>
+      <w:rPr>
+        <w:rFonts w:ascii="Wingdings" w:hAnsi="Wingdings" w:hint="default"/>
+      </w:rPr>
+    </w:lvl>
+    <w:lvl w:ilvl="3" w:tplc="04090001" w:tentative="1">
+      <w:start w:val="1"/>
+      <w:numFmt w:val="bullet"/>
+      <w:lvlText w:val=""/>
+      <w:lvlJc w:val="left"/>
+      <w:pPr>
+        <w:ind w:left="2520" w:hanging="360"/>
+      </w:pPr>
+      <w:rPr>
+        <w:rFonts w:ascii="Symbol" w:hAnsi="Symbol" w:hint="default"/>
+      </w:rPr>
+    </w:lvl>
+    <w:lvl w:ilvl="4" w:tplc="04090003" w:tentative="1">
+      <w:start w:val="1"/>
+      <w:numFmt w:val="bullet"/>
+      <w:lvlText w:val="o"/>
+      <w:lvlJc w:val="left"/>
+      <w:pPr>
+        <w:ind w:left="3240" w:hanging="360"/>
+      </w:pPr>
+      <w:rPr>
+        <w:rFonts w:ascii="Courier New" w:hAnsi="Courier New" w:cs="Courier New" w:hint="default"/>
+      </w:rPr>
+    </w:lvl>
+    <w:lvl w:ilvl="5" w:tplc="04090005" w:tentative="1">
+      <w:start w:val="1"/>
+      <w:numFmt w:val="bullet"/>
+      <w:lvlText w:val=""/>
+      <w:lvlJc w:val="left"/>
+      <w:pPr>
+        <w:ind w:left="3960" w:hanging="360"/>
+      </w:pPr>
+      <w:rPr>
+        <w:rFonts w:ascii="Wingdings" w:hAnsi="Wingdings" w:hint="default"/>
+      </w:rPr>
+    </w:lvl>
+    <w:lvl w:ilvl="6" w:tplc="04090001" w:tentative="1">
+      <w:start w:val="1"/>
+      <w:numFmt w:val="bullet"/>
+      <w:lvlText w:val=""/>
+      <w:lvlJc w:val="left"/>
+      <w:pPr>
+        <w:ind w:left="4680" w:hanging="360"/>
+      </w:pPr>
+      <w:rPr>
+        <w:rFonts w:ascii="Symbol" w:hAnsi="Symbol" w:hint="default"/>
+      </w:rPr>
+    </w:lvl>
+    <w:lvl w:ilvl="7" w:tplc="04090003" w:tentative="1">
+      <w:start w:val="1"/>
+      <w:numFmt w:val="bullet"/>
+      <w:lvlText w:val="o"/>
+      <w:lvlJc w:val="left"/>
+      <w:pPr>
+        <w:ind w:left="5400" w:hanging="360"/>
+      </w:pPr>
+      <w:rPr>
+        <w:rFonts w:ascii="Courier New" w:hAnsi="Courier New" w:cs="Courier New" w:hint="default"/>
+      </w:rPr>
+    </w:lvl>
+    <w:lvl w:ilvl="8" w:tplc="04090005" w:tentative="1">
+      <w:start w:val="1"/>
+      <w:numFmt w:val="bullet"/>
+      <w:lvlText w:val=""/>
+      <w:lvlJc w:val="left"/>
+      <w:pPr>
+        <w:ind w:left="6120" w:hanging="360"/>
+      </w:pPr>
+      <w:rPr>
+        <w:rFonts w:ascii="Wingdings" w:hAnsi="Wingdings" w:hint="default"/>
+      </w:rPr>
+    </w:lvl>
+  </w:abstractNum>
+  <w:abstractNum w:abstractNumId="1" w15:restartNumberingAfterBreak="0">
     <w:nsid w:val="14E427EB"/>
     <w:multiLevelType w:val="hybridMultilevel"/>
     <w:tmpl w:val="7CBE26E6"/>
@@ -5670,7 +5400,7 @@
       </w:rPr>
     </w:lvl>
   </w:abstractNum>
-  <w:abstractNum w:abstractNumId="1" w15:restartNumberingAfterBreak="0">
+  <w:abstractNum w:abstractNumId="2" w15:restartNumberingAfterBreak="0">
     <w:nsid w:val="2BBF0483"/>
     <w:multiLevelType w:val="hybridMultilevel"/>
     <w:tmpl w:val="935241F0"/>
@@ -5783,7 +5513,7 @@
       </w:rPr>
     </w:lvl>
   </w:abstractNum>
-  <w:abstractNum w:abstractNumId="2" w15:restartNumberingAfterBreak="0">
+  <w:abstractNum w:abstractNumId="3" w15:restartNumberingAfterBreak="0">
     <w:nsid w:val="2C573E3F"/>
     <w:multiLevelType w:val="hybridMultilevel"/>
     <w:tmpl w:val="58EA67B8"/>
@@ -5896,7 +5626,7 @@
       </w:rPr>
     </w:lvl>
   </w:abstractNum>
-  <w:abstractNum w:abstractNumId="3" w15:restartNumberingAfterBreak="0">
+  <w:abstractNum w:abstractNumId="4" w15:restartNumberingAfterBreak="0">
     <w:nsid w:val="34723246"/>
     <w:multiLevelType w:val="hybridMultilevel"/>
     <w:tmpl w:val="AB6E2B5E"/>
@@ -6009,7 +5739,7 @@
       </w:rPr>
     </w:lvl>
   </w:abstractNum>
-  <w:abstractNum w:abstractNumId="4" w15:restartNumberingAfterBreak="0">
+  <w:abstractNum w:abstractNumId="5" w15:restartNumberingAfterBreak="0">
     <w:nsid w:val="35C16AA7"/>
     <w:multiLevelType w:val="hybridMultilevel"/>
     <w:tmpl w:val="AD1EEEE0"/>
@@ -6122,7 +5852,7 @@
       </w:rPr>
     </w:lvl>
   </w:abstractNum>
-  <w:abstractNum w:abstractNumId="5" w15:restartNumberingAfterBreak="0">
+  <w:abstractNum w:abstractNumId="6" w15:restartNumberingAfterBreak="0">
     <w:nsid w:val="3E562A14"/>
     <w:multiLevelType w:val="hybridMultilevel"/>
     <w:tmpl w:val="E89420F6"/>
@@ -6235,7 +5965,7 @@
       </w:rPr>
     </w:lvl>
   </w:abstractNum>
-  <w:abstractNum w:abstractNumId="6" w15:restartNumberingAfterBreak="0">
+  <w:abstractNum w:abstractNumId="7" w15:restartNumberingAfterBreak="0">
     <w:nsid w:val="48F92D9C"/>
     <w:multiLevelType w:val="hybridMultilevel"/>
     <w:tmpl w:val="E6E2EF4C"/>
@@ -6348,7 +6078,7 @@
       </w:rPr>
     </w:lvl>
   </w:abstractNum>
-  <w:abstractNum w:abstractNumId="7" w15:restartNumberingAfterBreak="0">
+  <w:abstractNum w:abstractNumId="8" w15:restartNumberingAfterBreak="0">
     <w:nsid w:val="4DFB5AF3"/>
     <w:multiLevelType w:val="hybridMultilevel"/>
     <w:tmpl w:val="C5AE3A4C"/>
@@ -6461,7 +6191,7 @@
       </w:rPr>
     </w:lvl>
   </w:abstractNum>
-  <w:abstractNum w:abstractNumId="8" w15:restartNumberingAfterBreak="0">
+  <w:abstractNum w:abstractNumId="9" w15:restartNumberingAfterBreak="0">
     <w:nsid w:val="593C1C43"/>
     <w:multiLevelType w:val="hybridMultilevel"/>
     <w:tmpl w:val="31F864F8"/>
@@ -6574,7 +6304,7 @@
       </w:rPr>
     </w:lvl>
   </w:abstractNum>
-  <w:abstractNum w:abstractNumId="9" w15:restartNumberingAfterBreak="0">
+  <w:abstractNum w:abstractNumId="10" w15:restartNumberingAfterBreak="0">
     <w:nsid w:val="59F265E6"/>
     <w:multiLevelType w:val="hybridMultilevel"/>
     <w:tmpl w:val="7D5A68E4"/>
@@ -6687,7 +6417,7 @@
       </w:rPr>
     </w:lvl>
   </w:abstractNum>
-  <w:abstractNum w:abstractNumId="10" w15:restartNumberingAfterBreak="0">
+  <w:abstractNum w:abstractNumId="11" w15:restartNumberingAfterBreak="0">
     <w:nsid w:val="63184F3C"/>
     <w:multiLevelType w:val="hybridMultilevel"/>
     <w:tmpl w:val="0FCC8786"/>
@@ -6800,7 +6530,7 @@
       </w:rPr>
     </w:lvl>
   </w:abstractNum>
-  <w:abstractNum w:abstractNumId="11" w15:restartNumberingAfterBreak="0">
+  <w:abstractNum w:abstractNumId="12" w15:restartNumberingAfterBreak="0">
     <w:nsid w:val="70C220C5"/>
     <w:multiLevelType w:val="hybridMultilevel"/>
     <w:tmpl w:val="5DF2A8C8"/>
@@ -6912,7 +6642,7 @@
       </w:rPr>
     </w:lvl>
   </w:abstractNum>
-  <w:abstractNum w:abstractNumId="12" w15:restartNumberingAfterBreak="0">
+  <w:abstractNum w:abstractNumId="13" w15:restartNumberingAfterBreak="0">
     <w:nsid w:val="762A0A7E"/>
     <w:multiLevelType w:val="hybridMultilevel"/>
     <w:tmpl w:val="A8A2E83C"/>
@@ -7025,7 +6755,147 @@
       </w:rPr>
     </w:lvl>
   </w:abstractNum>
-  <w:abstractNum w:abstractNumId="13" w15:restartNumberingAfterBreak="0">
+  <w:abstractNum w:abstractNumId="14" w15:restartNumberingAfterBreak="0">
+    <w:nsid w:val="78CB512A"/>
+    <w:multiLevelType w:val="hybridMultilevel"/>
+    <w:tmpl w:val="ECF04CD6"/>
+    <w:lvl w:ilvl="0" w:tplc="059215EC">
+      <w:start w:val="1"/>
+      <w:numFmt w:val="bullet"/>
+      <w:lvlText w:val="•"/>
+      <w:lvlJc w:val="left"/>
+      <w:pPr>
+        <w:tabs>
+          <w:tab w:val="num" w:pos="720"/>
+        </w:tabs>
+        <w:ind w:left="720" w:hanging="360"/>
+      </w:pPr>
+      <w:rPr>
+        <w:rFonts w:ascii="Arial" w:hAnsi="Arial" w:hint="default"/>
+      </w:rPr>
+    </w:lvl>
+    <w:lvl w:ilvl="1" w:tplc="7E92166A" w:tentative="1">
+      <w:start w:val="1"/>
+      <w:numFmt w:val="bullet"/>
+      <w:lvlText w:val="•"/>
+      <w:lvlJc w:val="left"/>
+      <w:pPr>
+        <w:tabs>
+          <w:tab w:val="num" w:pos="1440"/>
+        </w:tabs>
+        <w:ind w:left="1440" w:hanging="360"/>
+      </w:pPr>
+      <w:rPr>
+        <w:rFonts w:ascii="Arial" w:hAnsi="Arial" w:hint="default"/>
+      </w:rPr>
+    </w:lvl>
+    <w:lvl w:ilvl="2" w:tplc="4DE01F7C" w:tentative="1">
+      <w:start w:val="1"/>
+      <w:numFmt w:val="bullet"/>
+      <w:lvlText w:val="•"/>
+      <w:lvlJc w:val="left"/>
+      <w:pPr>
+        <w:tabs>
+          <w:tab w:val="num" w:pos="2160"/>
+        </w:tabs>
+        <w:ind w:left="2160" w:hanging="360"/>
+      </w:pPr>
+      <w:rPr>
+        <w:rFonts w:ascii="Arial" w:hAnsi="Arial" w:hint="default"/>
+      </w:rPr>
+    </w:lvl>
+    <w:lvl w:ilvl="3" w:tplc="2D94FC48" w:tentative="1">
+      <w:start w:val="1"/>
+      <w:numFmt w:val="bullet"/>
+      <w:lvlText w:val="•"/>
+      <w:lvlJc w:val="left"/>
+      <w:pPr>
+        <w:tabs>
+          <w:tab w:val="num" w:pos="2880"/>
+        </w:tabs>
+        <w:ind w:left="2880" w:hanging="360"/>
+      </w:pPr>
+      <w:rPr>
+        <w:rFonts w:ascii="Arial" w:hAnsi="Arial" w:hint="default"/>
+      </w:rPr>
+    </w:lvl>
+    <w:lvl w:ilvl="4" w:tplc="1CA43F64" w:tentative="1">
+      <w:start w:val="1"/>
+      <w:numFmt w:val="bullet"/>
+      <w:lvlText w:val="•"/>
+      <w:lvlJc w:val="left"/>
+      <w:pPr>
+        <w:tabs>
+          <w:tab w:val="num" w:pos="3600"/>
+        </w:tabs>
+        <w:ind w:left="3600" w:hanging="360"/>
+      </w:pPr>
+      <w:rPr>
+        <w:rFonts w:ascii="Arial" w:hAnsi="Arial" w:hint="default"/>
+      </w:rPr>
+    </w:lvl>
+    <w:lvl w:ilvl="5" w:tplc="5F222CAA" w:tentative="1">
+      <w:start w:val="1"/>
+      <w:numFmt w:val="bullet"/>
+      <w:lvlText w:val="•"/>
+      <w:lvlJc w:val="left"/>
+      <w:pPr>
+        <w:tabs>
+          <w:tab w:val="num" w:pos="4320"/>
+        </w:tabs>
+        <w:ind w:left="4320" w:hanging="360"/>
+      </w:pPr>
+      <w:rPr>
+        <w:rFonts w:ascii="Arial" w:hAnsi="Arial" w:hint="default"/>
+      </w:rPr>
+    </w:lvl>
+    <w:lvl w:ilvl="6" w:tplc="03CAB05C" w:tentative="1">
+      <w:start w:val="1"/>
+      <w:numFmt w:val="bullet"/>
+      <w:lvlText w:val="•"/>
+      <w:lvlJc w:val="left"/>
+      <w:pPr>
+        <w:tabs>
+          <w:tab w:val="num" w:pos="5040"/>
+        </w:tabs>
+        <w:ind w:left="5040" w:hanging="360"/>
+      </w:pPr>
+      <w:rPr>
+        <w:rFonts w:ascii="Arial" w:hAnsi="Arial" w:hint="default"/>
+      </w:rPr>
+    </w:lvl>
+    <w:lvl w:ilvl="7" w:tplc="4E88288A" w:tentative="1">
+      <w:start w:val="1"/>
+      <w:numFmt w:val="bullet"/>
+      <w:lvlText w:val="•"/>
+      <w:lvlJc w:val="left"/>
+      <w:pPr>
+        <w:tabs>
+          <w:tab w:val="num" w:pos="5760"/>
+        </w:tabs>
+        <w:ind w:left="5760" w:hanging="360"/>
+      </w:pPr>
+      <w:rPr>
+        <w:rFonts w:ascii="Arial" w:hAnsi="Arial" w:hint="default"/>
+      </w:rPr>
+    </w:lvl>
+    <w:lvl w:ilvl="8" w:tplc="9FB08F7C" w:tentative="1">
+      <w:start w:val="1"/>
+      <w:numFmt w:val="bullet"/>
+      <w:lvlText w:val="•"/>
+      <w:lvlJc w:val="left"/>
+      <w:pPr>
+        <w:tabs>
+          <w:tab w:val="num" w:pos="6480"/>
+        </w:tabs>
+        <w:ind w:left="6480" w:hanging="360"/>
+      </w:pPr>
+      <w:rPr>
+        <w:rFonts w:ascii="Arial" w:hAnsi="Arial" w:hint="default"/>
+      </w:rPr>
+    </w:lvl>
+  </w:abstractNum>
+  <w:abstractNum w:abstractNumId="15" w15:restartNumberingAfterBreak="0">
     <w:nsid w:val="7B960AE8"/>
     <w:multiLevelType w:val="hybridMultilevel"/>
     <w:tmpl w:val="15C81900"/>
@@ -7138,7 +7008,7 @@
       </w:rPr>
     </w:lvl>
   </w:abstractNum>
-  <w:abstractNum w:abstractNumId="14" w15:restartNumberingAfterBreak="0">
+  <w:abstractNum w:abstractNumId="16" w15:restartNumberingAfterBreak="0">
     <w:nsid w:val="7E665719"/>
     <w:multiLevelType w:val="hybridMultilevel"/>
     <w:tmpl w:val="533EE9D0"/>
@@ -7252,52 +7122,58 @@
     </w:lvl>
   </w:abstractNum>
   <w:num w:numId="1" w16cid:durableId="819152958">
+    <w:abstractNumId w:val="9"/>
+  </w:num>
+  <w:num w:numId="2" w16cid:durableId="816148423">
+    <w:abstractNumId w:val="13"/>
+  </w:num>
+  <w:num w:numId="3" w16cid:durableId="1037512763">
+    <w:abstractNumId w:val="3"/>
+  </w:num>
+  <w:num w:numId="4" w16cid:durableId="860510669">
+    <w:abstractNumId w:val="11"/>
+  </w:num>
+  <w:num w:numId="5" w16cid:durableId="970400557">
+    <w:abstractNumId w:val="5"/>
+  </w:num>
+  <w:num w:numId="6" w16cid:durableId="606541874">
+    <w:abstractNumId w:val="7"/>
+  </w:num>
+  <w:num w:numId="7" w16cid:durableId="989023358">
+    <w:abstractNumId w:val="2"/>
+  </w:num>
+  <w:num w:numId="8" w16cid:durableId="1442652682">
     <w:abstractNumId w:val="8"/>
   </w:num>
-  <w:num w:numId="2" w16cid:durableId="816148423">
+  <w:num w:numId="9" w16cid:durableId="673845749">
+    <w:abstractNumId w:val="6"/>
+  </w:num>
+  <w:num w:numId="10" w16cid:durableId="1547831232">
+    <w:abstractNumId w:val="6"/>
+  </w:num>
+  <w:num w:numId="11" w16cid:durableId="685330891">
     <w:abstractNumId w:val="12"/>
   </w:num>
-  <w:num w:numId="3" w16cid:durableId="1037512763">
-    <w:abstractNumId w:val="2"/>
+  <w:num w:numId="12" w16cid:durableId="186412567">
+    <w:abstractNumId w:val="4"/>
   </w:num>
-  <w:num w:numId="4" w16cid:durableId="860510669">
+  <w:num w:numId="13" w16cid:durableId="1357196963">
     <w:abstractNumId w:val="10"/>
   </w:num>
-  <w:num w:numId="5" w16cid:durableId="970400557">
-    <w:abstractNumId w:val="4"/>
-  </w:num>
-  <w:num w:numId="6" w16cid:durableId="606541874">
-    <w:abstractNumId w:val="6"/>
-  </w:num>
-  <w:num w:numId="7" w16cid:durableId="989023358">
+  <w:num w:numId="14" w16cid:durableId="608049990">
     <w:abstractNumId w:val="1"/>
   </w:num>
-  <w:num w:numId="8" w16cid:durableId="1442652682">
-    <w:abstractNumId w:val="7"/>
+  <w:num w:numId="15" w16cid:durableId="403450138">
+    <w:abstractNumId w:val="16"/>
   </w:num>
-  <w:num w:numId="9" w16cid:durableId="673845749">
-    <w:abstractNumId w:val="5"/>
+  <w:num w:numId="16" w16cid:durableId="378096988">
+    <w:abstractNumId w:val="15"/>
   </w:num>
-  <w:num w:numId="10" w16cid:durableId="1547831232">
-    <w:abstractNumId w:val="5"/>
-  </w:num>
-  <w:num w:numId="11" w16cid:durableId="685330891">
-    <w:abstractNumId w:val="11"/>
-  </w:num>
-  <w:num w:numId="12" w16cid:durableId="186412567">
-    <w:abstractNumId w:val="3"/>
-  </w:num>
-  <w:num w:numId="13" w16cid:durableId="1357196963">
-    <w:abstractNumId w:val="9"/>
-  </w:num>
-  <w:num w:numId="14" w16cid:durableId="608049990">
+  <w:num w:numId="17" w16cid:durableId="795100334">
     <w:abstractNumId w:val="0"/>
   </w:num>
-  <w:num w:numId="15" w16cid:durableId="403450138">
+  <w:num w:numId="18" w16cid:durableId="80176235">
     <w:abstractNumId w:val="14"/>
-  </w:num>
-  <w:num w:numId="16" w16cid:durableId="378096988">
-    <w:abstractNumId w:val="13"/>
   </w:num>
 </w:numbering>
 </file>
